--- a/src/Tests/Inputs/resumes/07/input.docx
+++ b/src/Tests/Inputs/resumes/07/input.docx
@@ -97,7 +97,7 @@
       <w:tblPr>
         <w:tblW w:w="9360" w:type="dxa"/>
         <w:tblBorders>
-          <w:bottom w:val="single" w:sz="6" w:space="0" w:color="auto"/>
+          <w:bottom w:val="single" w:color="auto" w:sz="6" w:space="0"/>
         </w:tblBorders>
         <w:tblCellMar>
           <w:left w:w="14" w:type="dxa"/>
@@ -283,7 +283,7 @@
       <w:tblPr>
         <w:tblW w:w="9360" w:type="dxa"/>
         <w:tblBorders>
-          <w:bottom w:val="single" w:sz="6" w:space="0" w:color="auto"/>
+          <w:bottom w:val="single" w:color="auto" w:sz="6" w:space="0"/>
         </w:tblBorders>
         <w:tblCellMar>
           <w:left w:w="14" w:type="dxa"/>
@@ -334,8 +334,8 @@
         <w:tblStyle w:val="TableGrid"/>
         <w:tblW w:w="9407" w:type="dxa"/>
         <w:tblBorders>
-          <w:insideH w:val="none" w:sz="0" w:space="0" w:color="auto"/>
-          <w:insideV w:val="none" w:sz="0" w:space="0" w:color="auto"/>
+          <w:insideH w:val="none" w:color="auto" w:sz="0" w:space="0"/>
+          <w:insideV w:val="none" w:color="auto" w:sz="0" w:space="0"/>
         </w:tblBorders>
         <w:tblLook w:val="04A0" w:firstRow="1" w:lastRow="0" w:firstColumn="1" w:lastColumn="0" w:noHBand="0" w:noVBand="1"/>
       </w:tblPr>
@@ -480,8 +480,8 @@
         <w:tblStyle w:val="TableGrid"/>
         <w:tblW w:w="9419" w:type="dxa"/>
         <w:tblBorders>
-          <w:insideH w:val="none" w:sz="0" w:space="0" w:color="auto"/>
-          <w:insideV w:val="none" w:sz="0" w:space="0" w:color="auto"/>
+          <w:insideH w:val="none" w:color="auto" w:sz="0" w:space="0"/>
+          <w:insideV w:val="none" w:color="auto" w:sz="0" w:space="0"/>
         </w:tblBorders>
         <w:tblLook w:val="04A0" w:firstRow="1" w:lastRow="0" w:firstColumn="1" w:lastColumn="0" w:noHBand="0" w:noVBand="1"/>
       </w:tblPr>
@@ -618,8 +618,8 @@
         <w:tblStyle w:val="TableGrid"/>
         <w:tblW w:w="9406" w:type="dxa"/>
         <w:tblBorders>
-          <w:insideH w:val="none" w:sz="0" w:space="0" w:color="auto"/>
-          <w:insideV w:val="none" w:sz="0" w:space="0" w:color="auto"/>
+          <w:insideH w:val="none" w:color="auto" w:sz="0" w:space="0"/>
+          <w:insideV w:val="none" w:color="auto" w:sz="0" w:space="0"/>
         </w:tblBorders>
         <w:tblLook w:val="04A0" w:firstRow="1" w:lastRow="0" w:firstColumn="1" w:lastColumn="0" w:noHBand="0" w:noVBand="1"/>
       </w:tblPr>
@@ -756,8 +756,8 @@
         <w:tblStyle w:val="TableGrid"/>
         <w:tblW w:w="9406" w:type="dxa"/>
         <w:tblBorders>
-          <w:insideH w:val="none" w:sz="0" w:space="0" w:color="auto"/>
-          <w:insideV w:val="none" w:sz="0" w:space="0" w:color="auto"/>
+          <w:insideH w:val="none" w:color="auto" w:sz="0" w:space="0"/>
+          <w:insideV w:val="none" w:color="auto" w:sz="0" w:space="0"/>
         </w:tblBorders>
         <w:tblLook w:val="04A0" w:firstRow="1" w:lastRow="0" w:firstColumn="1" w:lastColumn="0" w:noHBand="0" w:noVBand="1"/>
       </w:tblPr>
@@ -900,7 +900,7 @@
       <w:tblPr>
         <w:tblW w:w="9360" w:type="dxa"/>
         <w:tblBorders>
-          <w:bottom w:val="single" w:sz="6" w:space="0" w:color="auto"/>
+          <w:bottom w:val="single" w:color="auto" w:sz="6" w:space="0"/>
         </w:tblBorders>
         <w:tblCellMar>
           <w:left w:w="14" w:type="dxa"/>
@@ -951,8 +951,8 @@
         <w:tblStyle w:val="TableGrid"/>
         <w:tblW w:w="9407" w:type="dxa"/>
         <w:tblBorders>
-          <w:insideH w:val="none" w:sz="0" w:space="0" w:color="auto"/>
-          <w:insideV w:val="none" w:sz="0" w:space="0" w:color="auto"/>
+          <w:insideH w:val="none" w:color="auto" w:sz="0" w:space="0"/>
+          <w:insideV w:val="none" w:color="auto" w:sz="0" w:space="0"/>
         </w:tblBorders>
         <w:tblLook w:val="04A0" w:firstRow="1" w:lastRow="0" w:firstColumn="1" w:lastColumn="0" w:noHBand="0" w:noVBand="1"/>
       </w:tblPr>
@@ -1051,8 +1051,8 @@
         <w:tblStyle w:val="TableGrid"/>
         <w:tblW w:w="9407" w:type="dxa"/>
         <w:tblBorders>
-          <w:insideH w:val="none" w:sz="0" w:space="0" w:color="auto"/>
-          <w:insideV w:val="none" w:sz="0" w:space="0" w:color="auto"/>
+          <w:insideH w:val="none" w:color="auto" w:sz="0" w:space="0"/>
+          <w:insideV w:val="none" w:color="auto" w:sz="0" w:space="0"/>
         </w:tblBorders>
         <w:tblLook w:val="04A0" w:firstRow="1" w:lastRow="0" w:firstColumn="1" w:lastColumn="0" w:noHBand="0" w:noVBand="1"/>
       </w:tblPr>
@@ -1107,7 +1107,7 @@
             <w:sdt>
               <w:sdtPr>
                 <w:rPr>
-                  <w:rFonts w:ascii="Calibri" w:eastAsia="Calibri" w:hAnsi="Calibri" w:cs="Calibri"/>
+                  <w:rFonts w:ascii="Calibri" w:hAnsi="Calibri" w:eastAsia="Calibri" w:cs="Calibri"/>
                   <w:bCs/>
                   <w:szCs w:val="20"/>
                 </w:rPr>
@@ -1121,7 +1121,7 @@
               <w:sdtContent>
                 <w:r>
                   <w:rPr>
-                    <w:rFonts w:ascii="Calibri" w:eastAsia="Calibri" w:hAnsi="Calibri" w:cs="Calibri"/>
+                    <w:rFonts w:ascii="Calibri" w:hAnsi="Calibri" w:eastAsia="Calibri" w:cs="Calibri"/>
                     <w:bCs/>
                     <w:szCs w:val="20"/>
                   </w:rPr>
@@ -1166,12 +1166,12 @@
         <w:tblStyle w:val="TableGrid"/>
         <w:tblW w:w="9407" w:type="dxa"/>
         <w:tblBorders>
-          <w:top w:val="none" w:sz="0" w:space="0" w:color="auto"/>
-          <w:left w:val="none" w:sz="0" w:space="0" w:color="auto"/>
-          <w:bottom w:val="none" w:sz="0" w:space="0" w:color="auto"/>
-          <w:right w:val="none" w:sz="0" w:space="0" w:color="auto"/>
-          <w:insideH w:val="none" w:sz="0" w:space="0" w:color="auto"/>
-          <w:insideV w:val="none" w:sz="0" w:space="0" w:color="auto"/>
+          <w:top w:val="none" w:color="auto" w:sz="0" w:space="0"/>
+          <w:left w:val="none" w:color="auto" w:sz="0" w:space="0"/>
+          <w:bottom w:val="none" w:color="auto" w:sz="0" w:space="0"/>
+          <w:right w:val="none" w:color="auto" w:sz="0" w:space="0"/>
+          <w:insideH w:val="none" w:color="auto" w:sz="0" w:space="0"/>
+          <w:insideV w:val="none" w:color="auto" w:sz="0" w:space="0"/>
         </w:tblBorders>
         <w:tblLook w:val="04A0" w:firstRow="1" w:lastRow="0" w:firstColumn="1" w:lastColumn="0" w:noHBand="0" w:noVBand="1"/>
       </w:tblPr>
@@ -1219,7 +1219,7 @@
             <w:sdt>
               <w:sdtPr>
                 <w:rPr>
-                  <w:rFonts w:ascii="Calibri" w:eastAsia="Calibri" w:hAnsi="Calibri" w:cs="Calibri"/>
+                  <w:rFonts w:ascii="Calibri" w:hAnsi="Calibri" w:eastAsia="Calibri" w:cs="Calibri"/>
                   <w:bCs/>
                   <w:szCs w:val="20"/>
                 </w:rPr>
@@ -1233,7 +1233,7 @@
               <w:sdtContent>
                 <w:r>
                   <w:rPr>
-                    <w:rFonts w:ascii="Calibri" w:eastAsia="Calibri" w:hAnsi="Calibri" w:cs="Calibri"/>
+                    <w:rFonts w:ascii="Calibri" w:hAnsi="Calibri" w:eastAsia="Calibri" w:cs="Calibri"/>
                     <w:bCs/>
                     <w:szCs w:val="20"/>
                   </w:rPr>
@@ -1270,7 +1270,7 @@
       <w:tblPr>
         <w:tblW w:w="9360" w:type="dxa"/>
         <w:tblBorders>
-          <w:bottom w:val="single" w:sz="6" w:space="0" w:color="auto"/>
+          <w:bottom w:val="single" w:color="auto" w:sz="6" w:space="0"/>
         </w:tblBorders>
         <w:tblCellMar>
           <w:left w:w="14" w:type="dxa"/>

--- a/src/Tests/Inputs/resumes/07/input.docx
+++ b/src/Tests/Inputs/resumes/07/input.docx
@@ -4263,2538 +4263,6 @@
 </w:styles>
 </file>
 
-<file path=word/glossary/document.xml><?xml version="1.0" encoding="utf-8"?>
-<w:glossaryDocument xmlns:wpc="http://schemas.microsoft.com/office/word/2010/wordprocessingCanvas" xmlns:cx="http://schemas.microsoft.com/office/drawing/2014/chartex" xmlns:cx1="http://schemas.microsoft.com/office/drawing/2015/9/8/chartex" xmlns:cx2="http://schemas.microsoft.com/office/drawing/2015/10/21/chartex" xmlns:cx3="http://schemas.microsoft.com/office/drawing/2016/5/9/chartex" xmlns:cx4="http://schemas.microsoft.com/office/drawing/2016/5/10/chartex" xmlns:cx5="http://schemas.microsoft.com/office/drawing/2016/5/11/chartex" xmlns:cx6="http://schemas.microsoft.com/office/drawing/2016/5/12/chartex" xmlns:cx7="http://schemas.microsoft.com/office/drawing/2016/5/13/chartex" xmlns:cx8="http://schemas.microsoft.com/office/drawing/2016/5/14/chartex" xmlns:mc="http://schemas.openxmlformats.org/markup-compatibility/2006" xmlns:aink="http://schemas.microsoft.com/office/drawing/2016/ink" xmlns:am3d="http://schemas.microsoft.com/office/drawing/2017/model3d" xmlns:o="urn:schemas-microsoft-com:office:office" xmlns:oel="http://schemas.microsoft.com/office/2019/extlst" xmlns:r="http://schemas.openxmlformats.org/officeDocument/2006/relationships" xmlns:m="http://schemas.openxmlformats.org/officeDocument/2006/math" xmlns:v="urn:schemas-microsoft-com:vml" xmlns:wp14="http://schemas.microsoft.com/office/word/2010/wordprocessingDrawing" xmlns:wp="http://schemas.openxmlformats.org/drawingml/2006/wordprocessingDrawing" xmlns:w10="urn:schemas-microsoft-com:office:word" xmlns:w="http://schemas.openxmlformats.org/wordprocessingml/2006/main" xmlns:w14="http://schemas.microsoft.com/office/word/2010/wordml" xmlns:w15="http://schemas.microsoft.com/office/word/2012/wordml" xmlns:w16cex="http://schemas.microsoft.com/office/word/2018/wordml/cex" xmlns:w16cid="http://schemas.microsoft.com/office/word/2016/wordml/cid" xmlns:w16="http://schemas.microsoft.com/office/word/2018/wordml" xmlns:w16du="http://schemas.microsoft.com/office/word/2023/wordml/word16du" xmlns:w16sdtdh="http://schemas.microsoft.com/office/word/2020/wordml/sdtdatahash" xmlns:w16se="http://schemas.microsoft.com/office/word/2015/wordml/symex" xmlns:wpg="http://schemas.microsoft.com/office/word/2010/wordprocessingGroup" xmlns:wpi="http://schemas.microsoft.com/office/word/2010/wordprocessingInk" xmlns:wne="http://schemas.microsoft.com/office/word/2006/wordml" xmlns:wps="http://schemas.microsoft.com/office/word/2010/wordprocessingShape" mc:Ignorable="w14 w15 w16se w16cid w16 w16cex w16sdtdh w16du wp14">
-  <w:docParts>
-    <w:docPart>
-      <w:docPartPr>
-        <w:name w:val="A8A1BCDA9C0E4C579D16E98C42A7E052"/>
-        <w:category>
-          <w:name w:val="General"/>
-          <w:gallery w:val="placeholder"/>
-        </w:category>
-        <w:types>
-          <w:type w:val="bbPlcHdr"/>
-        </w:types>
-        <w:behaviors>
-          <w:behavior w:val="content"/>
-        </w:behaviors>
-        <w:guid w:val="{30977E4F-A5CC-4911-8568-C9E0ED8773A2}"/>
-      </w:docPartPr>
-      <w:docPartBody>
-        <w:p>
-          <w:r>
-            <w:t>Full Name</w:t>
-          </w:r>
-        </w:p>
-      </w:docPartBody>
-    </w:docPart>
-    <w:docPart>
-      <w:docPartPr>
-        <w:name w:val="CF5ABDCA4D2F4FFE983DF41D4122EDB8"/>
-        <w:category>
-          <w:name w:val="General"/>
-          <w:gallery w:val="placeholder"/>
-        </w:category>
-        <w:types>
-          <w:type w:val="bbPlcHdr"/>
-        </w:types>
-        <w:behaviors>
-          <w:behavior w:val="content"/>
-        </w:behaviors>
-        <w:guid w:val="{D2BC8A19-E04A-471D-8E59-7F7F0CFAAFB1}"/>
-      </w:docPartPr>
-      <w:docPartBody>
-        <w:p>
-          <w:pPr>
-            <w:pStyle w:val="CF5ABDCA4D2F4FFE983DF41D4122EDB81"/>
-          </w:pPr>
-          <w:r>
-            <w:t>yourname@example.com</w:t>
-          </w:r>
-        </w:p>
-      </w:docPartBody>
-    </w:docPart>
-    <w:docPart>
-      <w:docPartPr>
-        <w:name w:val="19FA018CC9FA432788CFAB633E4523CE"/>
-        <w:category>
-          <w:name w:val="General"/>
-          <w:gallery w:val="placeholder"/>
-        </w:category>
-        <w:types>
-          <w:type w:val="bbPlcHdr"/>
-        </w:types>
-        <w:behaviors>
-          <w:behavior w:val="content"/>
-        </w:behaviors>
-        <w:guid w:val="{E6DB6F94-F10D-4769-9B01-1E58C390332F}"/>
-      </w:docPartPr>
-      <w:docPartBody>
-        <w:p>
-          <w:pPr>
-            <w:pStyle w:val="19FA018CC9FA432788CFAB633E4523CE2"/>
-          </w:pPr>
-          <w:r>
-            <w:t>(123) 456</w:t>
-          </w:r>
-          <w:r>
-            <w:rPr>
-              <w:rFonts w:ascii="Cambria Math" w:hAnsi="Cambria Math" w:cs="Cambria Math"/>
-            </w:rPr>
-            <w:t>‐</w:t>
-          </w:r>
-          <w:r>
-            <w:t>7890</w:t>
-          </w:r>
-        </w:p>
-      </w:docPartBody>
-    </w:docPart>
-    <w:docPart>
-      <w:docPartPr>
-        <w:name w:val="C772207C325447F0BA36AB58C4BA8437"/>
-        <w:category>
-          <w:name w:val="General"/>
-          <w:gallery w:val="placeholder"/>
-        </w:category>
-        <w:types>
-          <w:type w:val="bbPlcHdr"/>
-        </w:types>
-        <w:behaviors>
-          <w:behavior w:val="content"/>
-        </w:behaviors>
-        <w:guid w:val="{9CC36D04-F0BD-4006-AEC2-27F1BE8A9CDE}"/>
-      </w:docPartPr>
-      <w:docPartBody>
-        <w:p>
-          <w:pPr>
-            <w:pStyle w:val="C772207C325447F0BA36AB58C4BA84371"/>
-          </w:pPr>
-          <w:r>
-            <w:t>www.example.com</w:t>
-          </w:r>
-        </w:p>
-      </w:docPartBody>
-    </w:docPart>
-    <w:docPart>
-      <w:docPartPr>
-        <w:name w:val="5C1E6A77356645D78CFA1BE79CBC5A9F"/>
-        <w:category>
-          <w:name w:val="General"/>
-          <w:gallery w:val="placeholder"/>
-        </w:category>
-        <w:types>
-          <w:type w:val="bbPlcHdr"/>
-        </w:types>
-        <w:behaviors>
-          <w:behavior w:val="content"/>
-        </w:behaviors>
-        <w:guid w:val="{9BE49A42-5EB7-4A5B-A496-8CB5FF74EB85}"/>
-      </w:docPartPr>
-      <w:docPartBody>
-        <w:p>
-          <w:pPr>
-            <w:pStyle w:val="5C1E6A77356645D78CFA1BE79CBC5A9F"/>
-          </w:pPr>
-          <w:r>
-            <w:t>College</w:t>
-          </w:r>
-        </w:p>
-      </w:docPartBody>
-    </w:docPart>
-    <w:docPart>
-      <w:docPartPr>
-        <w:name w:val="509B64C6036649F098692A1D116CE172"/>
-        <w:category>
-          <w:name w:val="General"/>
-          <w:gallery w:val="placeholder"/>
-        </w:category>
-        <w:types>
-          <w:type w:val="bbPlcHdr"/>
-        </w:types>
-        <w:behaviors>
-          <w:behavior w:val="content"/>
-        </w:behaviors>
-        <w:guid w:val="{A93C345B-7960-4BBC-A7F2-F78F5C1527BC}"/>
-      </w:docPartPr>
-      <w:docPartBody>
-        <w:p>
-          <w:pPr>
-            <w:pStyle w:val="509B64C6036649F098692A1D116CE172"/>
-          </w:pPr>
-          <w:r>
-            <w:t>Company</w:t>
-          </w:r>
-        </w:p>
-      </w:docPartBody>
-    </w:docPart>
-    <w:docPart>
-      <w:docPartPr>
-        <w:name w:val="E663AB75AB5349E6B614E7627A700EEE"/>
-        <w:category>
-          <w:name w:val="General"/>
-          <w:gallery w:val="placeholder"/>
-        </w:category>
-        <w:types>
-          <w:type w:val="bbPlcHdr"/>
-        </w:types>
-        <w:behaviors>
-          <w:behavior w:val="content"/>
-        </w:behaviors>
-        <w:guid w:val="{B72E3FD3-45A3-4842-AA60-74B706F5D33A}"/>
-      </w:docPartPr>
-      <w:docPartBody>
-        <w:p>
-          <w:pPr>
-            <w:pStyle w:val="E663AB75AB5349E6B614E7627A700EEE"/>
-          </w:pPr>
-          <w:r>
-            <w:t>location</w:t>
-          </w:r>
-        </w:p>
-      </w:docPartBody>
-    </w:docPart>
-    <w:docPart>
-      <w:docPartPr>
-        <w:name w:val="5680B0B236CA49628604D2D64C325D64"/>
-        <w:category>
-          <w:name w:val="General"/>
-          <w:gallery w:val="placeholder"/>
-        </w:category>
-        <w:types>
-          <w:type w:val="bbPlcHdr"/>
-        </w:types>
-        <w:behaviors>
-          <w:behavior w:val="content"/>
-        </w:behaviors>
-        <w:guid w:val="{5DEF6D75-EB8E-401F-B654-719EDF5DB614}"/>
-      </w:docPartPr>
-      <w:docPartBody>
-        <w:p>
-          <w:pPr>
-            <w:pStyle w:val="5680B0B236CA49628604D2D64C325D64"/>
-          </w:pPr>
-          <w:r>
-            <w:t>Month Year</w:t>
-          </w:r>
-        </w:p>
-      </w:docPartBody>
-    </w:docPart>
-    <w:docPart>
-      <w:docPartPr>
-        <w:name w:val="636A1B5A96094B9985435AFE6B85AD73"/>
-        <w:category>
-          <w:name w:val="General"/>
-          <w:gallery w:val="placeholder"/>
-        </w:category>
-        <w:types>
-          <w:type w:val="bbPlcHdr"/>
-        </w:types>
-        <w:behaviors>
-          <w:behavior w:val="content"/>
-        </w:behaviors>
-        <w:guid w:val="{04E6C8FB-E785-4E95-BEC8-FEB1493B1A30}"/>
-      </w:docPartPr>
-      <w:docPartBody>
-        <w:p>
-          <w:pPr>
-            <w:pStyle w:val="636A1B5A96094B9985435AFE6B85AD73"/>
-          </w:pPr>
-          <w:r>
-            <w:t>Company</w:t>
-          </w:r>
-        </w:p>
-      </w:docPartBody>
-    </w:docPart>
-    <w:docPart>
-      <w:docPartPr>
-        <w:name w:val="56E0CC8F3A3C41649460A4D5A28A7B1D"/>
-        <w:category>
-          <w:name w:val="General"/>
-          <w:gallery w:val="placeholder"/>
-        </w:category>
-        <w:types>
-          <w:type w:val="bbPlcHdr"/>
-        </w:types>
-        <w:behaviors>
-          <w:behavior w:val="content"/>
-        </w:behaviors>
-        <w:guid w:val="{5B6B3DC1-F962-4B3E-B0AF-A28670F1E38E}"/>
-      </w:docPartPr>
-      <w:docPartBody>
-        <w:p>
-          <w:pPr>
-            <w:pStyle w:val="56E0CC8F3A3C41649460A4D5A28A7B1D"/>
-          </w:pPr>
-          <w:r>
-            <w:t>location</w:t>
-          </w:r>
-        </w:p>
-      </w:docPartBody>
-    </w:docPart>
-    <w:docPart>
-      <w:docPartPr>
-        <w:name w:val="6887E06A05994399A90EC785398CA096"/>
-        <w:category>
-          <w:name w:val="General"/>
-          <w:gallery w:val="placeholder"/>
-        </w:category>
-        <w:types>
-          <w:type w:val="bbPlcHdr"/>
-        </w:types>
-        <w:behaviors>
-          <w:behavior w:val="content"/>
-        </w:behaviors>
-        <w:guid w:val="{15E867AF-2C45-4A06-AF86-6566CA6CB9B5}"/>
-      </w:docPartPr>
-      <w:docPartBody>
-        <w:p>
-          <w:pPr>
-            <w:pStyle w:val="6887E06A05994399A90EC785398CA096"/>
-          </w:pPr>
-          <w:r>
-            <w:t>Month Year</w:t>
-          </w:r>
-        </w:p>
-      </w:docPartBody>
-    </w:docPart>
-    <w:docPart>
-      <w:docPartPr>
-        <w:name w:val="BAB9B3F156004A55A3B95EF95F3C5063"/>
-        <w:category>
-          <w:name w:val="General"/>
-          <w:gallery w:val="placeholder"/>
-        </w:category>
-        <w:types>
-          <w:type w:val="bbPlcHdr"/>
-        </w:types>
-        <w:behaviors>
-          <w:behavior w:val="content"/>
-        </w:behaviors>
-        <w:guid w:val="{AC3BF249-2065-4E8F-96E3-4EF5718E4C7A}"/>
-      </w:docPartPr>
-      <w:docPartBody>
-        <w:p>
-          <w:pPr>
-            <w:pStyle w:val="BAB9B3F156004A55A3B95EF95F3C5063"/>
-          </w:pPr>
-          <w:r>
-            <w:t>Company</w:t>
-          </w:r>
-        </w:p>
-      </w:docPartBody>
-    </w:docPart>
-    <w:docPart>
-      <w:docPartPr>
-        <w:name w:val="B766C19C286C472B84918C4646921393"/>
-        <w:category>
-          <w:name w:val="General"/>
-          <w:gallery w:val="placeholder"/>
-        </w:category>
-        <w:types>
-          <w:type w:val="bbPlcHdr"/>
-        </w:types>
-        <w:behaviors>
-          <w:behavior w:val="content"/>
-        </w:behaviors>
-        <w:guid w:val="{E074C088-6A2A-4737-AAC9-EDBFC59093AE}"/>
-      </w:docPartPr>
-      <w:docPartBody>
-        <w:p>
-          <w:pPr>
-            <w:pStyle w:val="B766C19C286C472B84918C4646921393"/>
-          </w:pPr>
-          <w:r>
-            <w:t>location</w:t>
-          </w:r>
-        </w:p>
-      </w:docPartBody>
-    </w:docPart>
-    <w:docPart>
-      <w:docPartPr>
-        <w:name w:val="2035DD7438E440EF82202B5CCCEC1A95"/>
-        <w:category>
-          <w:name w:val="General"/>
-          <w:gallery w:val="placeholder"/>
-        </w:category>
-        <w:types>
-          <w:type w:val="bbPlcHdr"/>
-        </w:types>
-        <w:behaviors>
-          <w:behavior w:val="content"/>
-        </w:behaviors>
-        <w:guid w:val="{03183669-A2DB-4717-A4CF-44304AB8A4DE}"/>
-      </w:docPartPr>
-      <w:docPartBody>
-        <w:p>
-          <w:pPr>
-            <w:pStyle w:val="2035DD7438E440EF82202B5CCCEC1A95"/>
-          </w:pPr>
-          <w:r>
-            <w:t>Month Year</w:t>
-          </w:r>
-        </w:p>
-      </w:docPartBody>
-    </w:docPart>
-    <w:docPart>
-      <w:docPartPr>
-        <w:name w:val="5DEB52D17D81484BA922FF18210D527F"/>
-        <w:category>
-          <w:name w:val="General"/>
-          <w:gallery w:val="placeholder"/>
-        </w:category>
-        <w:types>
-          <w:type w:val="bbPlcHdr"/>
-        </w:types>
-        <w:behaviors>
-          <w:behavior w:val="content"/>
-        </w:behaviors>
-        <w:guid w:val="{16E039EC-AF4E-4C15-8903-0762FE85793A}"/>
-      </w:docPartPr>
-      <w:docPartBody>
-        <w:p>
-          <w:pPr>
-            <w:pStyle w:val="5DEB52D17D81484BA922FF18210D527F"/>
-          </w:pPr>
-          <w:r>
-            <w:t>Company</w:t>
-          </w:r>
-        </w:p>
-      </w:docPartBody>
-    </w:docPart>
-    <w:docPart>
-      <w:docPartPr>
-        <w:name w:val="DDAFF45BF4D647299E85DA3E4526DC18"/>
-        <w:category>
-          <w:name w:val="General"/>
-          <w:gallery w:val="placeholder"/>
-        </w:category>
-        <w:types>
-          <w:type w:val="bbPlcHdr"/>
-        </w:types>
-        <w:behaviors>
-          <w:behavior w:val="content"/>
-        </w:behaviors>
-        <w:guid w:val="{522C5889-6AB6-4764-84A3-9F01310AD774}"/>
-      </w:docPartPr>
-      <w:docPartBody>
-        <w:p>
-          <w:pPr>
-            <w:pStyle w:val="DDAFF45BF4D647299E85DA3E4526DC18"/>
-          </w:pPr>
-          <w:r>
-            <w:t>location</w:t>
-          </w:r>
-        </w:p>
-      </w:docPartBody>
-    </w:docPart>
-    <w:docPart>
-      <w:docPartPr>
-        <w:name w:val="87CC1DC7775844E5831475E1AE25900D"/>
-        <w:category>
-          <w:name w:val="General"/>
-          <w:gallery w:val="placeholder"/>
-        </w:category>
-        <w:types>
-          <w:type w:val="bbPlcHdr"/>
-        </w:types>
-        <w:behaviors>
-          <w:behavior w:val="content"/>
-        </w:behaviors>
-        <w:guid w:val="{ECDB0324-4520-42A4-82C0-633564AC58CB}"/>
-      </w:docPartPr>
-      <w:docPartBody>
-        <w:p>
-          <w:pPr>
-            <w:pStyle w:val="87CC1DC7775844E5831475E1AE25900D"/>
-          </w:pPr>
-          <w:r>
-            <w:t>Month Year</w:t>
-          </w:r>
-        </w:p>
-      </w:docPartBody>
-    </w:docPart>
-    <w:docPart>
-      <w:docPartPr>
-        <w:name w:val="FF7C3EAA0082495C979E9F0604434332"/>
-        <w:category>
-          <w:name w:val="General"/>
-          <w:gallery w:val="placeholder"/>
-        </w:category>
-        <w:types>
-          <w:type w:val="bbPlcHdr"/>
-        </w:types>
-        <w:behaviors>
-          <w:behavior w:val="content"/>
-        </w:behaviors>
-        <w:guid w:val="{232865F0-B13B-44D1-86AF-F455F8E284EF}"/>
-      </w:docPartPr>
-      <w:docPartBody>
-        <w:p>
-          <w:pPr>
-            <w:pStyle w:val="FF7C3EAA0082495C979E9F0604434332"/>
-          </w:pPr>
-          <w:r>
-            <w:t>Describe what you did and what your impact was</w:t>
-          </w:r>
-        </w:p>
-      </w:docPartBody>
-    </w:docPart>
-    <w:docPart>
-      <w:docPartPr>
-        <w:name w:val="859E428EEBCA43F8AC8B37CB5B7B5CEE"/>
-        <w:category>
-          <w:name w:val="General"/>
-          <w:gallery w:val="placeholder"/>
-        </w:category>
-        <w:types>
-          <w:type w:val="bbPlcHdr"/>
-        </w:types>
-        <w:behaviors>
-          <w:behavior w:val="content"/>
-        </w:behaviors>
-        <w:guid w:val="{2956860B-0342-4CAC-A30A-3FD38FC9A64B}"/>
-      </w:docPartPr>
-      <w:docPartBody>
-        <w:p>
-          <w:pPr>
-            <w:pStyle w:val="859E428EEBCA43F8AC8B37CB5B7B5CEE2"/>
-          </w:pPr>
-          <w:r>
-            <w:rPr>
-              <w:b w:val="0"/>
-            </w:rPr>
-            <w:t>Describe what you did and what your impact was</w:t>
-          </w:r>
-        </w:p>
-      </w:docPartBody>
-    </w:docPart>
-    <w:docPart>
-      <w:docPartPr>
-        <w:name w:val="4689587EE0554F778C741B151B669C6B"/>
-        <w:category>
-          <w:name w:val="General"/>
-          <w:gallery w:val="placeholder"/>
-        </w:category>
-        <w:types>
-          <w:type w:val="bbPlcHdr"/>
-        </w:types>
-        <w:behaviors>
-          <w:behavior w:val="content"/>
-        </w:behaviors>
-        <w:guid w:val="{A9365E41-7356-4106-911F-7508648A3C2D}"/>
-      </w:docPartPr>
-      <w:docPartBody>
-        <w:p>
-          <w:pPr>
-            <w:pStyle w:val="4689587EE0554F778C741B151B669C6B"/>
-          </w:pPr>
-          <w:r>
-            <w:t>Role</w:t>
-          </w:r>
-        </w:p>
-      </w:docPartBody>
-    </w:docPart>
-    <w:docPart>
-      <w:docPartPr>
-        <w:name w:val="96256B38AB0D423B9B17D7A553EA0133"/>
-        <w:category>
-          <w:name w:val="General"/>
-          <w:gallery w:val="placeholder"/>
-        </w:category>
-        <w:types>
-          <w:type w:val="bbPlcHdr"/>
-        </w:types>
-        <w:behaviors>
-          <w:behavior w:val="content"/>
-        </w:behaviors>
-        <w:guid w:val="{EE296218-8D8B-40A8-9771-EA68BDDEE34E}"/>
-      </w:docPartPr>
-      <w:docPartBody>
-        <w:p>
-          <w:pPr>
-            <w:pStyle w:val="96256B38AB0D423B9B17D7A553EA0133"/>
-          </w:pPr>
-          <w:r>
-            <w:t>Role</w:t>
-          </w:r>
-        </w:p>
-      </w:docPartBody>
-    </w:docPart>
-    <w:docPart>
-      <w:docPartPr>
-        <w:name w:val="5C07782DE7BB479BA2668BC18849D4F7"/>
-        <w:category>
-          <w:name w:val="General"/>
-          <w:gallery w:val="placeholder"/>
-        </w:category>
-        <w:types>
-          <w:type w:val="bbPlcHdr"/>
-        </w:types>
-        <w:behaviors>
-          <w:behavior w:val="content"/>
-        </w:behaviors>
-        <w:guid w:val="{79C6EFA4-754D-424D-B3E2-32B2C1881F47}"/>
-      </w:docPartPr>
-      <w:docPartBody>
-        <w:p>
-          <w:pPr>
-            <w:pStyle w:val="5C07782DE7BB479BA2668BC18849D4F7"/>
-          </w:pPr>
-          <w:r>
-            <w:t>Role</w:t>
-          </w:r>
-        </w:p>
-      </w:docPartBody>
-    </w:docPart>
-    <w:docPart>
-      <w:docPartPr>
-        <w:name w:val="79C10B33EB4647388E75C7D8F3C2617F"/>
-        <w:category>
-          <w:name w:val="General"/>
-          <w:gallery w:val="placeholder"/>
-        </w:category>
-        <w:types>
-          <w:type w:val="bbPlcHdr"/>
-        </w:types>
-        <w:behaviors>
-          <w:behavior w:val="content"/>
-        </w:behaviors>
-        <w:guid w:val="{39F8A0C3-698D-4441-95B3-27DEEDC02D4D}"/>
-      </w:docPartPr>
-      <w:docPartBody>
-        <w:p>
-          <w:pPr>
-            <w:pStyle w:val="79C10B33EB4647388E75C7D8F3C2617F"/>
-          </w:pPr>
-          <w:r>
-            <w:t>Month Year</w:t>
-          </w:r>
-        </w:p>
-      </w:docPartBody>
-    </w:docPart>
-    <w:docPart>
-      <w:docPartPr>
-        <w:name w:val="637DA67FE24D402A8430204E4813EEE2"/>
-        <w:category>
-          <w:name w:val="General"/>
-          <w:gallery w:val="placeholder"/>
-        </w:category>
-        <w:types>
-          <w:type w:val="bbPlcHdr"/>
-        </w:types>
-        <w:behaviors>
-          <w:behavior w:val="content"/>
-        </w:behaviors>
-        <w:guid w:val="{BD7D7A6B-5400-43B2-9683-B16FC4A5F05A}"/>
-      </w:docPartPr>
-      <w:docPartBody>
-        <w:p>
-          <w:pPr>
-            <w:pStyle w:val="637DA67FE24D402A8430204E4813EEE22"/>
-          </w:pPr>
-          <w:r>
-            <w:rPr>
-              <w:rFonts w:ascii="Calibri" w:eastAsia="Calibri" w:hAnsi="Calibri" w:cs="Calibri"/>
-              <w:bCs/>
-              <w:szCs w:val="20"/>
-            </w:rPr>
-            <w:t>Month Year</w:t>
-          </w:r>
-        </w:p>
-      </w:docPartBody>
-    </w:docPart>
-    <w:docPart>
-      <w:docPartPr>
-        <w:name w:val="91409E589BFD43E8B3F1AE82786A7169"/>
-        <w:category>
-          <w:name w:val="General"/>
-          <w:gallery w:val="placeholder"/>
-        </w:category>
-        <w:types>
-          <w:type w:val="bbPlcHdr"/>
-        </w:types>
-        <w:behaviors>
-          <w:behavior w:val="content"/>
-        </w:behaviors>
-        <w:guid w:val="{5531D947-D349-4DC6-903D-349344B67872}"/>
-      </w:docPartPr>
-      <w:docPartBody>
-        <w:p>
-          <w:pPr>
-            <w:pStyle w:val="91409E589BFD43E8B3F1AE82786A71692"/>
-          </w:pPr>
-          <w:r>
-            <w:rPr>
-              <w:rFonts w:ascii="Calibri" w:eastAsia="Calibri" w:hAnsi="Calibri" w:cs="Calibri"/>
-              <w:bCs/>
-              <w:szCs w:val="20"/>
-            </w:rPr>
-            <w:t>Month Year</w:t>
-          </w:r>
-        </w:p>
-      </w:docPartBody>
-    </w:docPart>
-    <w:docPart>
-      <w:docPartPr>
-        <w:name w:val="C48A10626C744A8E9098EDA88064446E"/>
-        <w:category>
-          <w:name w:val="General"/>
-          <w:gallery w:val="placeholder"/>
-        </w:category>
-        <w:types>
-          <w:type w:val="bbPlcHdr"/>
-        </w:types>
-        <w:behaviors>
-          <w:behavior w:val="content"/>
-        </w:behaviors>
-        <w:guid w:val="{F8D27F08-DD9C-4176-B50D-8FCCE665C6D4}"/>
-      </w:docPartPr>
-      <w:docPartBody>
-        <w:p>
-          <w:pPr>
-            <w:pStyle w:val="C48A10626C744A8E9098EDA88064446E"/>
-          </w:pPr>
-          <w:r>
-            <w:t>Activity</w:t>
-          </w:r>
-        </w:p>
-      </w:docPartBody>
-    </w:docPart>
-    <w:docPart>
-      <w:docPartPr>
-        <w:name w:val="8F8992ADD61C4796BA81B94882639079"/>
-        <w:category>
-          <w:name w:val="General"/>
-          <w:gallery w:val="placeholder"/>
-        </w:category>
-        <w:types>
-          <w:type w:val="bbPlcHdr"/>
-        </w:types>
-        <w:behaviors>
-          <w:behavior w:val="content"/>
-        </w:behaviors>
-        <w:guid w:val="{92D1F4D6-1D7C-4F12-8E32-0CBA11D253E8}"/>
-      </w:docPartPr>
-      <w:docPartBody>
-        <w:p>
-          <w:pPr>
-            <w:pStyle w:val="8F8992ADD61C4796BA81B94882639079"/>
-          </w:pPr>
-          <w:r>
-            <w:t>Leadership experience</w:t>
-          </w:r>
-        </w:p>
-      </w:docPartBody>
-    </w:docPart>
-    <w:docPart>
-      <w:docPartPr>
-        <w:name w:val="5F23BD1E5F524BB584F398E3F7CF3021"/>
-        <w:category>
-          <w:name w:val="General"/>
-          <w:gallery w:val="placeholder"/>
-        </w:category>
-        <w:types>
-          <w:type w:val="bbPlcHdr"/>
-        </w:types>
-        <w:behaviors>
-          <w:behavior w:val="content"/>
-        </w:behaviors>
-        <w:guid w:val="{A1317C3F-551C-435B-88D9-F648C22372D3}"/>
-      </w:docPartPr>
-      <w:docPartBody>
-        <w:p>
-          <w:pPr>
-            <w:pStyle w:val="5F23BD1E5F524BB584F398E3F7CF3021"/>
-          </w:pPr>
-          <w:r>
-            <w:t>Education</w:t>
-          </w:r>
-        </w:p>
-      </w:docPartBody>
-    </w:docPart>
-    <w:docPart>
-      <w:docPartPr>
-        <w:name w:val="2B37799EAB98452194DE63388EDFD9DA"/>
-        <w:category>
-          <w:name w:val="General"/>
-          <w:gallery w:val="placeholder"/>
-        </w:category>
-        <w:types>
-          <w:type w:val="bbPlcHdr"/>
-        </w:types>
-        <w:behaviors>
-          <w:behavior w:val="content"/>
-        </w:behaviors>
-        <w:guid w:val="{5B7D84D5-7E4B-4AFE-8C13-9AC3583ACA87}"/>
-      </w:docPartPr>
-      <w:docPartBody>
-        <w:p>
-          <w:pPr>
-            <w:pStyle w:val="2B37799EAB98452194DE63388EDFD9DA"/>
-          </w:pPr>
-          <w:r>
-            <w:t>Professional experience</w:t>
-          </w:r>
-        </w:p>
-      </w:docPartBody>
-    </w:docPart>
-    <w:docPart>
-      <w:docPartPr>
-        <w:name w:val="109BA909F67E4AEF851A486A36A97D8C"/>
-        <w:category>
-          <w:name w:val="General"/>
-          <w:gallery w:val="placeholder"/>
-        </w:category>
-        <w:types>
-          <w:type w:val="bbPlcHdr"/>
-        </w:types>
-        <w:behaviors>
-          <w:behavior w:val="content"/>
-        </w:behaviors>
-        <w:guid w:val="{FFF86430-CCF0-45B4-98C3-C8F9A0AC7D85}"/>
-      </w:docPartPr>
-      <w:docPartBody>
-        <w:p>
-          <w:pPr>
-            <w:pStyle w:val="109BA909F67E4AEF851A486A36A97D8C"/>
-          </w:pPr>
-          <w:r>
-            <w:t>Projects &amp; extracurricular</w:t>
-          </w:r>
-        </w:p>
-      </w:docPartBody>
-    </w:docPart>
-    <w:docPart>
-      <w:docPartPr>
-        <w:name w:val="6EE59A902B654BB6978263793556A617"/>
-        <w:category>
-          <w:name w:val="General"/>
-          <w:gallery w:val="placeholder"/>
-        </w:category>
-        <w:types>
-          <w:type w:val="bbPlcHdr"/>
-        </w:types>
-        <w:behaviors>
-          <w:behavior w:val="content"/>
-        </w:behaviors>
-        <w:guid w:val="{B0E68264-8127-43E1-9BEC-586F6C72D114}"/>
-      </w:docPartPr>
-      <w:docPartBody>
-        <w:p>
-          <w:pPr>
-            <w:pStyle w:val="6EE59A902B654BB6978263793556A617"/>
-          </w:pPr>
-          <w:r>
-            <w:t>Skills</w:t>
-          </w:r>
-        </w:p>
-      </w:docPartBody>
-    </w:docPart>
-    <w:docPart>
-      <w:docPartPr>
-        <w:name w:val="F1A00EE93C6E458385088D0080C3FD32"/>
-        <w:category>
-          <w:name w:val="General"/>
-          <w:gallery w:val="placeholder"/>
-        </w:category>
-        <w:types>
-          <w:type w:val="bbPlcHdr"/>
-        </w:types>
-        <w:behaviors>
-          <w:behavior w:val="content"/>
-        </w:behaviors>
-        <w:guid w:val="{ADB4C0C5-EDDD-4450-A160-7E1C8D494ECE}"/>
-      </w:docPartPr>
-      <w:docPartBody>
-        <w:p>
-          <w:r>
-            <w:t>location</w:t>
-          </w:r>
-        </w:p>
-      </w:docPartBody>
-    </w:docPart>
-    <w:docPart>
-      <w:docPartPr>
-        <w:name w:val="1085812C875644CF9F73150E0C410EC0"/>
-        <w:category>
-          <w:name w:val="General"/>
-          <w:gallery w:val="placeholder"/>
-        </w:category>
-        <w:types>
-          <w:type w:val="bbPlcHdr"/>
-        </w:types>
-        <w:behaviors>
-          <w:behavior w:val="content"/>
-        </w:behaviors>
-        <w:guid w:val="{F9765F62-5B14-4B39-A3FF-E6119CA99148}"/>
-      </w:docPartPr>
-      <w:docPartBody>
-        <w:p>
-          <w:r>
-            <w:t>Graduation year</w:t>
-          </w:r>
-        </w:p>
-      </w:docPartBody>
-    </w:docPart>
-    <w:docPart>
-      <w:docPartPr>
-        <w:name w:val="021A1F29D3F34A63982AE26C8C175066"/>
-        <w:category>
-          <w:name w:val="General"/>
-          <w:gallery w:val="placeholder"/>
-        </w:category>
-        <w:types>
-          <w:type w:val="bbPlcHdr"/>
-        </w:types>
-        <w:behaviors>
-          <w:behavior w:val="content"/>
-        </w:behaviors>
-        <w:guid w:val="{3103260A-C507-49F4-BB6D-3C468BE64BAC}"/>
-      </w:docPartPr>
-      <w:docPartBody>
-        <w:p>
-          <w:r>
-            <w:t>Bachelor of Arts, Degree, GPA</w:t>
-          </w:r>
-        </w:p>
-      </w:docPartBody>
-    </w:docPart>
-    <w:docPart>
-      <w:docPartPr>
-        <w:name w:val="15FED1212E0A4539B78DACCB5E7620EB"/>
-        <w:category>
-          <w:name w:val="General"/>
-          <w:gallery w:val="placeholder"/>
-        </w:category>
-        <w:types>
-          <w:type w:val="bbPlcHdr"/>
-        </w:types>
-        <w:behaviors>
-          <w:behavior w:val="content"/>
-        </w:behaviors>
-        <w:guid w:val="{121E8F5F-AD23-4C60-84B7-0B3AF56632B0}"/>
-      </w:docPartPr>
-      <w:docPartBody>
-        <w:p>
-          <w:r>
-            <w:t>Relevant course work:</w:t>
-          </w:r>
-        </w:p>
-      </w:docPartBody>
-    </w:docPart>
-    <w:docPart>
-      <w:docPartPr>
-        <w:name w:val="94FE3AF01550426D9917F912FF9F7C95"/>
-        <w:category>
-          <w:name w:val="General"/>
-          <w:gallery w:val="placeholder"/>
-        </w:category>
-        <w:types>
-          <w:type w:val="bbPlcHdr"/>
-        </w:types>
-        <w:behaviors>
-          <w:behavior w:val="content"/>
-        </w:behaviors>
-        <w:guid w:val="{E1814FDC-6D93-43B2-A346-2A75B8687207}"/>
-      </w:docPartPr>
-      <w:docPartBody>
-        <w:p>
-          <w:r>
-            <w:t>Role</w:t>
-          </w:r>
-        </w:p>
-      </w:docPartBody>
-    </w:docPart>
-    <w:docPart>
-      <w:docPartPr>
-        <w:name w:val="22E603830FDA4ACB973E71D90C9787A1"/>
-        <w:category>
-          <w:name w:val="General"/>
-          <w:gallery w:val="placeholder"/>
-        </w:category>
-        <w:types>
-          <w:type w:val="bbPlcHdr"/>
-        </w:types>
-        <w:behaviors>
-          <w:behavior w:val="content"/>
-        </w:behaviors>
-        <w:guid w:val="{12D9D374-1B94-4267-A31C-4640072CCB68}"/>
-      </w:docPartPr>
-      <w:docPartBody>
-        <w:p>
-          <w:pPr>
-            <w:pStyle w:val="ListBullet"/>
-          </w:pPr>
-          <w:r>
-            <w:t>Describe what you did and what your impact was</w:t>
-          </w:r>
-        </w:p>
-        <w:p>
-          <w:r>
-            <w:t>Remember to be concise</w:t>
-          </w:r>
-        </w:p>
-      </w:docPartBody>
-    </w:docPart>
-    <w:docPart>
-      <w:docPartPr>
-        <w:name w:val="8FE107B222BA464183D21366110D6D0C"/>
-        <w:category>
-          <w:name w:val="General"/>
-          <w:gallery w:val="placeholder"/>
-        </w:category>
-        <w:types>
-          <w:type w:val="bbPlcHdr"/>
-        </w:types>
-        <w:behaviors>
-          <w:behavior w:val="content"/>
-        </w:behaviors>
-        <w:guid w:val="{0913C09B-0AEB-4679-94B2-AD9BE5FAB194}"/>
-      </w:docPartPr>
-      <w:docPartBody>
-        <w:p>
-          <w:r>
-            <w:t>Describe what you did and what your impact was</w:t>
-          </w:r>
-        </w:p>
-      </w:docPartBody>
-    </w:docPart>
-    <w:docPart>
-      <w:docPartPr>
-        <w:name w:val="1AF49C04DA91498AABEE9A919058F5AB"/>
-        <w:category>
-          <w:name w:val="General"/>
-          <w:gallery w:val="placeholder"/>
-        </w:category>
-        <w:types>
-          <w:type w:val="bbPlcHdr"/>
-        </w:types>
-        <w:behaviors>
-          <w:behavior w:val="content"/>
-        </w:behaviors>
-        <w:guid w:val="{085BD469-30C3-429F-98DD-B4138140E7F4}"/>
-      </w:docPartPr>
-      <w:docPartBody>
-        <w:p>
-          <w:r>
-            <w:t>Project title</w:t>
-          </w:r>
-        </w:p>
-      </w:docPartBody>
-    </w:docPart>
-    <w:docPart>
-      <w:docPartPr>
-        <w:name w:val="7C65D30B224943788376B6BD4C032DE0"/>
-        <w:category>
-          <w:name w:val="General"/>
-          <w:gallery w:val="placeholder"/>
-        </w:category>
-        <w:types>
-          <w:type w:val="bbPlcHdr"/>
-        </w:types>
-        <w:behaviors>
-          <w:behavior w:val="content"/>
-        </w:behaviors>
-        <w:guid w:val="{7E8A1895-AD46-4EE9-86EA-9D21764913E4}"/>
-      </w:docPartPr>
-      <w:docPartBody>
-        <w:p>
-          <w:r>
-            <w:t>Describe what you did/built etc.</w:t>
-          </w:r>
-        </w:p>
-      </w:docPartBody>
-    </w:docPart>
-    <w:docPart>
-      <w:docPartPr>
-        <w:name w:val="90215FBF2FC04A9AABAFDD730AC912D8"/>
-        <w:category>
-          <w:name w:val="General"/>
-          <w:gallery w:val="placeholder"/>
-        </w:category>
-        <w:types>
-          <w:type w:val="bbPlcHdr"/>
-        </w:types>
-        <w:behaviors>
-          <w:behavior w:val="content"/>
-        </w:behaviors>
-        <w:guid w:val="{D1E8754C-80B8-4495-860D-A628B1B60913}"/>
-      </w:docPartPr>
-      <w:docPartBody>
-        <w:p>
-          <w:pPr>
-            <w:pStyle w:val="ListBullet"/>
-          </w:pPr>
-          <w:r>
-            <w:t xml:space="preserve">Describe what you did/built etc. </w:t>
-          </w:r>
-        </w:p>
-        <w:p>
-          <w:r>
-            <w:t>Accomplishments</w:t>
-          </w:r>
-        </w:p>
-      </w:docPartBody>
-    </w:docPart>
-    <w:docPart>
-      <w:docPartPr>
-        <w:name w:val="7CDA50116FC946699C38F66450BC6FC5"/>
-        <w:category>
-          <w:name w:val="General"/>
-          <w:gallery w:val="placeholder"/>
-        </w:category>
-        <w:types>
-          <w:type w:val="bbPlcHdr"/>
-        </w:types>
-        <w:behaviors>
-          <w:behavior w:val="content"/>
-        </w:behaviors>
-        <w:guid w:val="{7E07114D-117F-44CA-9CCE-782BD6945F6D}"/>
-      </w:docPartPr>
-      <w:docPartBody>
-        <w:p>
-          <w:r>
-            <w:t>Describe what you did/built etc.</w:t>
-          </w:r>
-        </w:p>
-      </w:docPartBody>
-    </w:docPart>
-    <w:docPart>
-      <w:docPartPr>
-        <w:name w:val="263B1F8CB7134C03B835BC12B8697000"/>
-        <w:category>
-          <w:name w:val="General"/>
-          <w:gallery w:val="placeholder"/>
-        </w:category>
-        <w:types>
-          <w:type w:val="bbPlcHdr"/>
-        </w:types>
-        <w:behaviors>
-          <w:behavior w:val="content"/>
-        </w:behaviors>
-        <w:guid w:val="{97BD139B-E172-4610-9F68-90E38A426F61}"/>
-      </w:docPartPr>
-      <w:docPartBody>
-        <w:p>
-          <w:r>
-            <w:t>Programming languages:</w:t>
-          </w:r>
-        </w:p>
-      </w:docPartBody>
-    </w:docPart>
-    <w:docPart>
-      <w:docPartPr>
-        <w:name w:val="9D9DC39DB7B94246A8D9E9F2BAF0D2CF"/>
-        <w:category>
-          <w:name w:val="General"/>
-          <w:gallery w:val="placeholder"/>
-        </w:category>
-        <w:types>
-          <w:type w:val="bbPlcHdr"/>
-        </w:types>
-        <w:behaviors>
-          <w:behavior w:val="content"/>
-        </w:behaviors>
-        <w:guid w:val="{8E26805D-88A5-48E5-9BC1-092977E3033A}"/>
-      </w:docPartPr>
-      <w:docPartBody>
-        <w:p>
-          <w:pPr>
-            <w:pStyle w:val="9D9DC39DB7B94246A8D9E9F2BAF0D2CF2"/>
-          </w:pPr>
-          <w:r>
-            <w:rPr>
-              <w:rStyle w:val="NotBold"/>
-            </w:rPr>
-            <w:t>List programming languages or skills</w:t>
-          </w:r>
-        </w:p>
-      </w:docPartBody>
-    </w:docPart>
-    <w:docPart>
-      <w:docPartPr>
-        <w:name w:val="C8A0211AF41048058042DA5D347DCCA2"/>
-        <w:category>
-          <w:name w:val="General"/>
-          <w:gallery w:val="placeholder"/>
-        </w:category>
-        <w:types>
-          <w:type w:val="bbPlcHdr"/>
-        </w:types>
-        <w:behaviors>
-          <w:behavior w:val="content"/>
-        </w:behaviors>
-        <w:guid w:val="{8FFC5EB9-E18E-4FEA-8C90-489F61AD3862}"/>
-      </w:docPartPr>
-      <w:docPartBody>
-        <w:p>
-          <w:r>
-            <w:t>Computer software/ frameworks:</w:t>
-          </w:r>
-        </w:p>
-      </w:docPartBody>
-    </w:docPart>
-    <w:docPart>
-      <w:docPartPr>
-        <w:name w:val="54B5711D33AA47CF9F4DBCD90BF548C9"/>
-        <w:category>
-          <w:name w:val="General"/>
-          <w:gallery w:val="placeholder"/>
-        </w:category>
-        <w:types>
-          <w:type w:val="bbPlcHdr"/>
-        </w:types>
-        <w:behaviors>
-          <w:behavior w:val="content"/>
-        </w:behaviors>
-        <w:guid w:val="{5A5BE70F-AAF0-42A1-8BC5-6BE4CCD9781D}"/>
-      </w:docPartPr>
-      <w:docPartBody>
-        <w:p>
-          <w:pPr>
-            <w:pStyle w:val="54B5711D33AA47CF9F4DBCD90BF548C92"/>
-          </w:pPr>
-          <w:r>
-            <w:rPr>
-              <w:rStyle w:val="NotBold"/>
-            </w:rPr>
-            <w:t>Microsoft office, Adobe Photoshop, Maple, Git, React, jQuery</w:t>
-          </w:r>
-        </w:p>
-      </w:docPartBody>
-    </w:docPart>
-    <w:docPart>
-      <w:docPartPr>
-        <w:name w:val="E04FAEB5E5E0488981EB4A6F576A0855"/>
-        <w:category>
-          <w:name w:val="General"/>
-          <w:gallery w:val="placeholder"/>
-        </w:category>
-        <w:types>
-          <w:type w:val="bbPlcHdr"/>
-        </w:types>
-        <w:behaviors>
-          <w:behavior w:val="content"/>
-        </w:behaviors>
-        <w:guid w:val="{42AE2E48-076E-45C1-8864-AF23440595AE}"/>
-      </w:docPartPr>
-      <w:docPartBody>
-        <w:p>
-          <w:r>
-            <w:t>Languages:</w:t>
-          </w:r>
-        </w:p>
-      </w:docPartBody>
-    </w:docPart>
-    <w:docPart>
-      <w:docPartPr>
-        <w:name w:val="C93FD36302E74C2C905EDA684B635ED1"/>
-        <w:category>
-          <w:name w:val="General"/>
-          <w:gallery w:val="placeholder"/>
-        </w:category>
-        <w:types>
-          <w:type w:val="bbPlcHdr"/>
-        </w:types>
-        <w:behaviors>
-          <w:behavior w:val="content"/>
-        </w:behaviors>
-        <w:guid w:val="{5A5D982A-AD0B-4222-B187-B056EFCAE0C8}"/>
-      </w:docPartPr>
-      <w:docPartBody>
-        <w:p>
-          <w:pPr>
-            <w:pStyle w:val="C93FD36302E74C2C905EDA684B635ED12"/>
-          </w:pPr>
-          <w:r>
-            <w:rPr>
-              <w:rStyle w:val="NotBold"/>
-            </w:rPr>
-            <w:t>Portuguese (advanced), French (advanced)</w:t>
-          </w:r>
-        </w:p>
-      </w:docPartBody>
-    </w:docPart>
-  </w:docParts>
-</w:glossaryDocument>
-</file>
-
-<file path=word/glossary/fontTable2.xml><?xml version="1.0" encoding="utf-8"?>
-<w:fonts xmlns:mc="http://schemas.openxmlformats.org/markup-compatibility/2006" xmlns:r="http://schemas.openxmlformats.org/officeDocument/2006/relationships" xmlns:w="http://schemas.openxmlformats.org/wordprocessingml/2006/main" xmlns:w14="http://schemas.microsoft.com/office/word/2010/wordml" xmlns:w15="http://schemas.microsoft.com/office/word/2012/wordml" xmlns:w16cex="http://schemas.microsoft.com/office/word/2018/wordml/cex" xmlns:w16cid="http://schemas.microsoft.com/office/word/2016/wordml/cid" xmlns:w16="http://schemas.microsoft.com/office/word/2018/wordml" xmlns:w16du="http://schemas.microsoft.com/office/word/2023/wordml/word16du" xmlns:w16sdtdh="http://schemas.microsoft.com/office/word/2020/wordml/sdtdatahash" xmlns:w16se="http://schemas.microsoft.com/office/word/2015/wordml/symex" mc:Ignorable="w14 w15 w16se w16cid w16 w16cex w16sdtdh w16du">
-  <w:font w:name="Symbol">
-    <w:panose1 w:val="05050102010706020507"/>
-    <w:charset w:val="02"/>
-    <w:family w:val="roman"/>
-    <w:pitch w:val="variable"/>
-    <w:sig w:usb0="00000000" w:usb1="10000000" w:usb2="00000000" w:usb3="00000000" w:csb0="80000000" w:csb1="00000000"/>
-  </w:font>
-  <w:font w:name="Times New Roman">
-    <w:panose1 w:val="02020603050405020304"/>
-    <w:charset w:val="00"/>
-    <w:family w:val="roman"/>
-    <w:pitch w:val="variable"/>
-    <w:sig w:usb0="E0002EFF" w:usb1="C000785B" w:usb2="00000009" w:usb3="00000000" w:csb0="000001FF" w:csb1="00000000"/>
-  </w:font>
-  <w:font w:name="Courier New">
-    <w:panose1 w:val="02070309020205020404"/>
-    <w:charset w:val="00"/>
-    <w:family w:val="modern"/>
-    <w:pitch w:val="fixed"/>
-    <w:sig w:usb0="E0002EFF" w:usb1="C0007843" w:usb2="00000009" w:usb3="00000000" w:csb0="000001FF" w:csb1="00000000"/>
-  </w:font>
-  <w:font w:name="Wingdings">
-    <w:panose1 w:val="05000000000000000000"/>
-    <w:charset w:val="02"/>
-    <w:family w:val="auto"/>
-    <w:pitch w:val="variable"/>
-    <w:sig w:usb0="00000000" w:usb1="10000000" w:usb2="00000000" w:usb3="00000000" w:csb0="80000000" w:csb1="00000000"/>
-  </w:font>
-  <w:font w:name="Franklin Gothic Book">
-    <w:panose1 w:val="020B0503020102020204"/>
-    <w:charset w:val="00"/>
-    <w:family w:val="swiss"/>
-    <w:pitch w:val="variable"/>
-    <w:sig w:usb0="00000287" w:usb1="00000000" w:usb2="00000000" w:usb3="00000000" w:csb0="0000009F" w:csb1="00000000"/>
-  </w:font>
-  <w:font w:name="MS Mincho">
-    <w:altName w:val="ＭＳ 明朝"/>
-    <w:panose1 w:val="02020609040205080304"/>
-    <w:charset w:val="80"/>
-    <w:family w:val="modern"/>
-    <w:pitch w:val="fixed"/>
-    <w:sig w:usb0="E00002FF" w:usb1="6AC7FDFB" w:usb2="08000012" w:usb3="00000000" w:csb0="0002009F" w:csb1="00000000"/>
-  </w:font>
-  <w:font w:name="MS Gothic">
-    <w:altName w:val="ＭＳ ゴシック"/>
-    <w:panose1 w:val="020B0609070205080204"/>
-    <w:charset w:val="80"/>
-    <w:family w:val="modern"/>
-    <w:pitch w:val="fixed"/>
-    <w:sig w:usb0="E00002FF" w:usb1="6AC7FDFB" w:usb2="08000012" w:usb3="00000000" w:csb0="0002009F" w:csb1="00000000"/>
-  </w:font>
-  <w:font w:name="Times New Roman (Headings CS)">
-    <w:altName w:val="Times New Roman"/>
-    <w:panose1 w:val="00000000000000000000"/>
-    <w:charset w:val="00"/>
-    <w:family w:val="roman"/>
-    <w:notTrueType/>
-    <w:pitch w:val="default"/>
-  </w:font>
-  <w:font w:name="Franklin Gothic Demi">
-    <w:panose1 w:val="020B0703020102020204"/>
-    <w:charset w:val="00"/>
-    <w:family w:val="swiss"/>
-    <w:pitch w:val="variable"/>
-    <w:sig w:usb0="00000287" w:usb1="00000000" w:usb2="00000000" w:usb3="00000000" w:csb0="0000009F" w:csb1="00000000"/>
-  </w:font>
-  <w:font w:name="Cambria Math">
-    <w:panose1 w:val="02040503050406030204"/>
-    <w:charset w:val="00"/>
-    <w:family w:val="roman"/>
-    <w:pitch w:val="variable"/>
-    <w:sig w:usb0="E00006FF" w:usb1="420024FF" w:usb2="02000000" w:usb3="00000000" w:csb0="0000019F" w:csb1="00000000"/>
-  </w:font>
-  <w:font w:name="Calibri">
-    <w:panose1 w:val="020F0502020204030204"/>
-    <w:charset w:val="00"/>
-    <w:family w:val="swiss"/>
-    <w:pitch w:val="variable"/>
-    <w:sig w:usb0="E4002EFF" w:usb1="C000247B" w:usb2="00000009" w:usb3="00000000" w:csb0="000001FF" w:csb1="00000000"/>
-  </w:font>
-  <w:font w:name="Aptos">
-    <w:charset w:val="00"/>
-    <w:family w:val="swiss"/>
-    <w:pitch w:val="variable"/>
-    <w:sig w:usb0="20000287" w:usb1="00000003" w:usb2="00000000" w:usb3="00000000" w:csb0="0000019F" w:csb1="00000000"/>
-  </w:font>
-  <w:font w:name="Aptos Display">
-    <w:charset w:val="00"/>
-    <w:family w:val="swiss"/>
-    <w:pitch w:val="variable"/>
-    <w:sig w:usb0="20000287" w:usb1="00000003" w:usb2="00000000" w:usb3="00000000" w:csb0="0000019F" w:csb1="00000000"/>
-  </w:font>
-</w:fonts>
-</file>
-
-<file path=word/glossary/numbering2.xml><?xml version="1.0" encoding="utf-8"?>
-<w:numbering xmlns:wpc="http://schemas.microsoft.com/office/word/2010/wordprocessingCanvas" xmlns:cx="http://schemas.microsoft.com/office/drawing/2014/chartex" xmlns:cx1="http://schemas.microsoft.com/office/drawing/2015/9/8/chartex" xmlns:cx2="http://schemas.microsoft.com/office/drawing/2015/10/21/chartex" xmlns:cx3="http://schemas.microsoft.com/office/drawing/2016/5/9/chartex" xmlns:cx4="http://schemas.microsoft.com/office/drawing/2016/5/10/chartex" xmlns:cx5="http://schemas.microsoft.com/office/drawing/2016/5/11/chartex" xmlns:cx6="http://schemas.microsoft.com/office/drawing/2016/5/12/chartex" xmlns:cx7="http://schemas.microsoft.com/office/drawing/2016/5/13/chartex" xmlns:cx8="http://schemas.microsoft.com/office/drawing/2016/5/14/chartex" xmlns:mc="http://schemas.openxmlformats.org/markup-compatibility/2006" xmlns:aink="http://schemas.microsoft.com/office/drawing/2016/ink" xmlns:am3d="http://schemas.microsoft.com/office/drawing/2017/model3d" xmlns:o="urn:schemas-microsoft-com:office:office" xmlns:oel="http://schemas.microsoft.com/office/2019/extlst" xmlns:r="http://schemas.openxmlformats.org/officeDocument/2006/relationships" xmlns:m="http://schemas.openxmlformats.org/officeDocument/2006/math" xmlns:v="urn:schemas-microsoft-com:vml" xmlns:wp14="http://schemas.microsoft.com/office/word/2010/wordprocessingDrawing" xmlns:wp="http://schemas.openxmlformats.org/drawingml/2006/wordprocessingDrawing" xmlns:w10="urn:schemas-microsoft-com:office:word" xmlns:w="http://schemas.openxmlformats.org/wordprocessingml/2006/main" xmlns:w14="http://schemas.microsoft.com/office/word/2010/wordml" xmlns:w15="http://schemas.microsoft.com/office/word/2012/wordml" xmlns:w16cex="http://schemas.microsoft.com/office/word/2018/wordml/cex" xmlns:w16cid="http://schemas.microsoft.com/office/word/2016/wordml/cid" xmlns:w16="http://schemas.microsoft.com/office/word/2018/wordml" xmlns:w16du="http://schemas.microsoft.com/office/word/2023/wordml/word16du" xmlns:w16sdtdh="http://schemas.microsoft.com/office/word/2020/wordml/sdtdatahash" xmlns:w16se="http://schemas.microsoft.com/office/word/2015/wordml/symex" xmlns:wpg="http://schemas.microsoft.com/office/word/2010/wordprocessingGroup" xmlns:wpi="http://schemas.microsoft.com/office/word/2010/wordprocessingInk" xmlns:wne="http://schemas.microsoft.com/office/word/2006/wordml" xmlns:wps="http://schemas.microsoft.com/office/word/2010/wordprocessingShape" mc:Ignorable="w14 w15 w16se w16cid w16 w16cex w16sdtdh w16du wp14">
-  <w:abstractNum w:abstractNumId="0" w15:restartNumberingAfterBreak="0">
-    <w:nsid w:val="52070C9A"/>
-    <w:multiLevelType w:val="multilevel"/>
-    <w:tmpl w:val="83AA9936"/>
-    <w:lvl w:ilvl="0">
-      <w:start w:val="1"/>
-      <w:numFmt w:val="bullet"/>
-      <w:pStyle w:val="ListBullet"/>
-      <w:lvlText w:val=""/>
-      <w:lvlJc w:val="left"/>
-      <w:pPr>
-        <w:ind w:left="720" w:hanging="360"/>
-      </w:pPr>
-      <w:rPr>
-        <w:rFonts w:ascii="Symbol" w:hAnsi="Symbol" w:hint="default"/>
-        <w:color w:val="0E2841" w:themeColor="text2"/>
-      </w:rPr>
-    </w:lvl>
-    <w:lvl w:ilvl="1">
-      <w:start w:val="1"/>
-      <w:numFmt w:val="bullet"/>
-      <w:pStyle w:val="ListBullet2"/>
-      <w:lvlText w:val="○"/>
-      <w:lvlJc w:val="left"/>
-      <w:pPr>
-        <w:ind w:left="1080" w:hanging="360"/>
-      </w:pPr>
-      <w:rPr>
-        <w:rFonts w:ascii="Times New Roman" w:hAnsi="Times New Roman" w:cs="Times New Roman" w:hint="default"/>
-        <w:color w:val="0E2841" w:themeColor="text2"/>
-      </w:rPr>
-    </w:lvl>
-    <w:lvl w:ilvl="2">
-      <w:start w:val="1"/>
-      <w:numFmt w:val="bullet"/>
-      <w:pStyle w:val="ListBullet3"/>
-      <w:lvlText w:val=""/>
-      <w:lvlJc w:val="left"/>
-      <w:pPr>
-        <w:ind w:left="1440" w:hanging="360"/>
-      </w:pPr>
-      <w:rPr>
-        <w:rFonts w:ascii="Symbol" w:hAnsi="Symbol" w:hint="default"/>
-        <w:color w:val="0E2841" w:themeColor="text2"/>
-      </w:rPr>
-    </w:lvl>
-    <w:lvl w:ilvl="3">
-      <w:start w:val="1"/>
-      <w:numFmt w:val="bullet"/>
-      <w:pStyle w:val="ListBullet4"/>
-      <w:lvlText w:val="○"/>
-      <w:lvlJc w:val="left"/>
-      <w:pPr>
-        <w:ind w:left="1800" w:hanging="360"/>
-      </w:pPr>
-      <w:rPr>
-        <w:rFonts w:ascii="Times New Roman" w:hAnsi="Times New Roman" w:cs="Times New Roman" w:hint="default"/>
-        <w:color w:val="0E2841" w:themeColor="text2"/>
-      </w:rPr>
-    </w:lvl>
-    <w:lvl w:ilvl="4">
-      <w:start w:val="1"/>
-      <w:numFmt w:val="bullet"/>
-      <w:pStyle w:val="ListBullet5"/>
-      <w:lvlText w:val=""/>
-      <w:lvlJc w:val="left"/>
-      <w:pPr>
-        <w:ind w:left="2160" w:hanging="360"/>
-      </w:pPr>
-      <w:rPr>
-        <w:rFonts w:ascii="Symbol" w:hAnsi="Symbol" w:hint="default"/>
-        <w:color w:val="0E2841" w:themeColor="text2"/>
-      </w:rPr>
-    </w:lvl>
-    <w:lvl w:ilvl="5">
-      <w:start w:val="1"/>
-      <w:numFmt w:val="lowerRoman"/>
-      <w:lvlText w:val="(%6)"/>
-      <w:lvlJc w:val="left"/>
-      <w:pPr>
-        <w:ind w:left="2160" w:hanging="360"/>
-      </w:pPr>
-      <w:rPr>
-        <w:rFonts w:hint="default"/>
-      </w:rPr>
-    </w:lvl>
-    <w:lvl w:ilvl="6">
-      <w:start w:val="1"/>
-      <w:numFmt w:val="decimal"/>
-      <w:lvlText w:val="%7."/>
-      <w:lvlJc w:val="left"/>
-      <w:pPr>
-        <w:ind w:left="2520" w:hanging="360"/>
-      </w:pPr>
-      <w:rPr>
-        <w:rFonts w:hint="default"/>
-      </w:rPr>
-    </w:lvl>
-    <w:lvl w:ilvl="7">
-      <w:start w:val="1"/>
-      <w:numFmt w:val="lowerLetter"/>
-      <w:lvlText w:val="%8."/>
-      <w:lvlJc w:val="left"/>
-      <w:pPr>
-        <w:ind w:left="2880" w:hanging="360"/>
-      </w:pPr>
-      <w:rPr>
-        <w:rFonts w:hint="default"/>
-      </w:rPr>
-    </w:lvl>
-    <w:lvl w:ilvl="8">
-      <w:start w:val="1"/>
-      <w:numFmt w:val="lowerRoman"/>
-      <w:lvlText w:val="%9."/>
-      <w:lvlJc w:val="left"/>
-      <w:pPr>
-        <w:ind w:left="3240" w:hanging="360"/>
-      </w:pPr>
-      <w:rPr>
-        <w:rFonts w:hint="default"/>
-      </w:rPr>
-    </w:lvl>
-  </w:abstractNum>
-  <w:num w:numId="1" w16cid:durableId="1423646096">
-    <w:abstractNumId w:val="0"/>
-  </w:num>
-</w:numbering>
-</file>
-
-<file path=word/glossary/settings2.xml><?xml version="1.0" encoding="utf-8"?>
-<w:settings xmlns:mc="http://schemas.openxmlformats.org/markup-compatibility/2006" xmlns:o="urn:schemas-microsoft-com:office:office" xmlns:r="http://schemas.openxmlformats.org/officeDocument/2006/relationships" xmlns:m="http://schemas.openxmlformats.org/officeDocument/2006/math" xmlns:v="urn:schemas-microsoft-com:vml" xmlns:w10="urn:schemas-microsoft-com:office:word" xmlns:w="http://schemas.openxmlformats.org/wordprocessingml/2006/main" xmlns:w14="http://schemas.microsoft.com/office/word/2010/wordml" xmlns:w15="http://schemas.microsoft.com/office/word/2012/wordml" xmlns:w16cex="http://schemas.microsoft.com/office/word/2018/wordml/cex" xmlns:w16cid="http://schemas.microsoft.com/office/word/2016/wordml/cid" xmlns:w16="http://schemas.microsoft.com/office/word/2018/wordml" xmlns:w16du="http://schemas.microsoft.com/office/word/2023/wordml/word16du" xmlns:w16sdtdh="http://schemas.microsoft.com/office/word/2020/wordml/sdtdatahash" xmlns:w16se="http://schemas.microsoft.com/office/word/2015/wordml/symex" xmlns:sl="http://schemas.openxmlformats.org/schemaLibrary/2006/main" mc:Ignorable="w14 w15 w16se w16cid w16 w16cex w16sdtdh w16du">
-  <w:view w:val="normal"/>
-  <w:revisionView w:formatting="0"/>
-  <w:defaultTabStop w:val="720"/>
-  <w:characterSpacingControl w:val="doNotCompress"/>
-  <w:compat>
-    <w:useFELayout/>
-    <w:compatSetting w:name="compatibilityMode" w:uri="http://schemas.microsoft.com/office/word" w:val="15"/>
-    <w:compatSetting w:name="overrideTableStyleFontSizeAndJustification" w:uri="http://schemas.microsoft.com/office/word" w:val="1"/>
-    <w:compatSetting w:name="enableOpenTypeFeatures" w:uri="http://schemas.microsoft.com/office/word" w:val="1"/>
-    <w:compatSetting w:name="doNotFlipMirrorIndents" w:uri="http://schemas.microsoft.com/office/word" w:val="1"/>
-    <w:compatSetting w:name="differentiateMultirowTableHeaders" w:uri="http://schemas.microsoft.com/office/word" w:val="1"/>
-    <w:compatSetting w:name="useWord2013TrackBottomHyphenation" w:uri="http://schemas.microsoft.com/office/word" w:val="0"/>
-  </w:compat>
-  <w:rsids>
-    <w:rsidRoot w:val="001C65CA"/>
-    <w:rsid w:val="001C65CA"/>
-    <w:rsid w:val="008D3D43"/>
-    <w:rsid w:val="00A5296B"/>
-    <w:rsid w:val="00D92226"/>
-  </w:rsids>
-  <m:mathPr>
-    <m:mathFont m:val="Cambria Math"/>
-    <m:brkBin m:val="before"/>
-    <m:brkBinSub m:val="--"/>
-    <m:smallFrac m:val="0"/>
-    <m:dispDef/>
-    <m:lMargin m:val="0"/>
-    <m:rMargin m:val="0"/>
-    <m:defJc m:val="centerGroup"/>
-    <m:wrapIndent m:val="1440"/>
-    <m:intLim m:val="subSup"/>
-    <m:naryLim m:val="undOvr"/>
-  </m:mathPr>
-  <w:themeFontLang w:val="en-US"/>
-  <w:clrSchemeMapping w:bg1="light1" w:t1="dark1" w:bg2="light2" w:t2="dark2" w:accent1="accent1" w:accent2="accent2" w:accent3="accent3" w:accent4="accent4" w:accent5="accent5" w:accent6="accent6" w:hyperlink="hyperlink" w:followedHyperlink="followedHyperlink"/>
-  <w:decimalSymbol w:val="."/>
-  <w:listSeparator w:val=","/>
-  <w15:chartTrackingRefBased/>
-</w:settings>
-</file>
-
-<file path=word/glossary/styles2.xml><?xml version="1.0" encoding="utf-8"?>
-<w:styles xmlns:mc="http://schemas.openxmlformats.org/markup-compatibility/2006" xmlns:r="http://schemas.openxmlformats.org/officeDocument/2006/relationships" xmlns:w="http://schemas.openxmlformats.org/wordprocessingml/2006/main" xmlns:w14="http://schemas.microsoft.com/office/word/2010/wordml" xmlns:w15="http://schemas.microsoft.com/office/word/2012/wordml" xmlns:w16cex="http://schemas.microsoft.com/office/word/2018/wordml/cex" xmlns:w16cid="http://schemas.microsoft.com/office/word/2016/wordml/cid" xmlns:w16="http://schemas.microsoft.com/office/word/2018/wordml" xmlns:w16du="http://schemas.microsoft.com/office/word/2023/wordml/word16du" xmlns:w16sdtdh="http://schemas.microsoft.com/office/word/2020/wordml/sdtdatahash" xmlns:w16se="http://schemas.microsoft.com/office/word/2015/wordml/symex" mc:Ignorable="w14 w15 w16se w16cid w16 w16cex w16sdtdh w16du">
-  <w:docDefaults>
-    <w:rPrDefault>
-      <w:rPr>
-        <w:rFonts w:asciiTheme="minorHAnsi" w:eastAsiaTheme="minorEastAsia" w:hAnsiTheme="minorHAnsi" w:cstheme="minorBidi"/>
-        <w:kern w:val="2"/>
-        <w:sz w:val="24"/>
-        <w:szCs w:val="24"/>
-        <w:lang w:val="en-US" w:eastAsia="en-US" w:bidi="ar-SA"/>
-        <w14:ligatures w14:val="standardContextual"/>
-      </w:rPr>
-    </w:rPrDefault>
-    <w:pPrDefault>
-      <w:pPr>
-        <w:spacing w:after="160" w:line="278" w:lineRule="auto"/>
-      </w:pPr>
-    </w:pPrDefault>
-  </w:docDefaults>
-  <w:latentStyles w:defLockedState="0" w:defUIPriority="99" w:defSemiHidden="0" w:defUnhideWhenUsed="0" w:defQFormat="0" w:count="376">
-    <w:lsdException w:name="Normal" w:uiPriority="0" w:qFormat="1"/>
-    <w:lsdException w:name="heading 1" w:uiPriority="9" w:qFormat="1"/>
-    <w:lsdException w:name="heading 2" w:semiHidden="1" w:uiPriority="9" w:unhideWhenUsed="1" w:qFormat="1"/>
-    <w:lsdException w:name="heading 3" w:semiHidden="1" w:uiPriority="9" w:unhideWhenUsed="1" w:qFormat="1"/>
-    <w:lsdException w:name="heading 4" w:semiHidden="1" w:uiPriority="9" w:unhideWhenUsed="1" w:qFormat="1"/>
-    <w:lsdException w:name="heading 5" w:semiHidden="1" w:uiPriority="9" w:unhideWhenUsed="1" w:qFormat="1"/>
-    <w:lsdException w:name="heading 6" w:semiHidden="1" w:uiPriority="9" w:unhideWhenUsed="1" w:qFormat="1"/>
-    <w:lsdException w:name="heading 7" w:semiHidden="1" w:uiPriority="9" w:unhideWhenUsed="1" w:qFormat="1"/>
-    <w:lsdException w:name="heading 8" w:semiHidden="1" w:uiPriority="9" w:unhideWhenUsed="1" w:qFormat="1"/>
-    <w:lsdException w:name="heading 9" w:semiHidden="1" w:uiPriority="9" w:unhideWhenUsed="1" w:qFormat="1"/>
-    <w:lsdException w:name="index 1" w:semiHidden="1" w:unhideWhenUsed="1"/>
-    <w:lsdException w:name="index 2" w:semiHidden="1" w:unhideWhenUsed="1"/>
-    <w:lsdException w:name="index 3" w:semiHidden="1" w:unhideWhenUsed="1"/>
-    <w:lsdException w:name="index 4" w:semiHidden="1" w:unhideWhenUsed="1"/>
-    <w:lsdException w:name="index 5" w:semiHidden="1" w:unhideWhenUsed="1"/>
-    <w:lsdException w:name="index 6" w:semiHidden="1" w:unhideWhenUsed="1"/>
-    <w:lsdException w:name="index 7" w:semiHidden="1" w:unhideWhenUsed="1"/>
-    <w:lsdException w:name="index 8" w:semiHidden="1" w:unhideWhenUsed="1"/>
-    <w:lsdException w:name="index 9" w:semiHidden="1" w:unhideWhenUsed="1"/>
-    <w:lsdException w:name="toc 1" w:semiHidden="1" w:uiPriority="39" w:unhideWhenUsed="1"/>
-    <w:lsdException w:name="toc 2" w:semiHidden="1" w:uiPriority="39" w:unhideWhenUsed="1"/>
-    <w:lsdException w:name="toc 3" w:semiHidden="1" w:uiPriority="39" w:unhideWhenUsed="1"/>
-    <w:lsdException w:name="toc 4" w:semiHidden="1" w:uiPriority="39" w:unhideWhenUsed="1"/>
-    <w:lsdException w:name="toc 5" w:semiHidden="1" w:uiPriority="39" w:unhideWhenUsed="1"/>
-    <w:lsdException w:name="toc 6" w:semiHidden="1" w:uiPriority="39" w:unhideWhenUsed="1"/>
-    <w:lsdException w:name="toc 7" w:semiHidden="1" w:uiPriority="39" w:unhideWhenUsed="1"/>
-    <w:lsdException w:name="toc 8" w:semiHidden="1" w:uiPriority="39" w:unhideWhenUsed="1"/>
-    <w:lsdException w:name="toc 9" w:semiHidden="1" w:uiPriority="39" w:unhideWhenUsed="1"/>
-    <w:lsdException w:name="Normal Indent" w:semiHidden="1" w:unhideWhenUsed="1"/>
-    <w:lsdException w:name="footnote text" w:semiHidden="1" w:unhideWhenUsed="1"/>
-    <w:lsdException w:name="annotation text" w:semiHidden="1" w:unhideWhenUsed="1"/>
-    <w:lsdException w:name="header" w:semiHidden="1" w:unhideWhenUsed="1"/>
-    <w:lsdException w:name="footer" w:semiHidden="1" w:unhideWhenUsed="1"/>
-    <w:lsdException w:name="index heading" w:semiHidden="1" w:unhideWhenUsed="1"/>
-    <w:lsdException w:name="caption" w:semiHidden="1" w:uiPriority="35" w:unhideWhenUsed="1" w:qFormat="1"/>
-    <w:lsdException w:name="table of figures" w:semiHidden="1" w:unhideWhenUsed="1"/>
-    <w:lsdException w:name="envelope address" w:semiHidden="1" w:unhideWhenUsed="1"/>
-    <w:lsdException w:name="envelope return" w:semiHidden="1" w:unhideWhenUsed="1"/>
-    <w:lsdException w:name="footnote reference" w:semiHidden="1" w:unhideWhenUsed="1"/>
-    <w:lsdException w:name="annotation reference" w:semiHidden="1" w:unhideWhenUsed="1"/>
-    <w:lsdException w:name="line number" w:semiHidden="1" w:unhideWhenUsed="1"/>
-    <w:lsdException w:name="page number" w:semiHidden="1" w:unhideWhenUsed="1"/>
-    <w:lsdException w:name="endnote reference" w:semiHidden="1" w:unhideWhenUsed="1"/>
-    <w:lsdException w:name="endnote text" w:semiHidden="1" w:unhideWhenUsed="1"/>
-    <w:lsdException w:name="table of authorities" w:semiHidden="1" w:unhideWhenUsed="1"/>
-    <w:lsdException w:name="macro" w:semiHidden="1" w:unhideWhenUsed="1"/>
-    <w:lsdException w:name="toa heading" w:semiHidden="1" w:unhideWhenUsed="1"/>
-    <w:lsdException w:name="List" w:semiHidden="1" w:unhideWhenUsed="1"/>
-    <w:lsdException w:name="List Bullet" w:semiHidden="1" w:unhideWhenUsed="1"/>
-    <w:lsdException w:name="List Number" w:semiHidden="1" w:unhideWhenUsed="1"/>
-    <w:lsdException w:name="List 2" w:semiHidden="1" w:unhideWhenUsed="1"/>
-    <w:lsdException w:name="List 3" w:semiHidden="1" w:unhideWhenUsed="1"/>
-    <w:lsdException w:name="List 4" w:semiHidden="1" w:unhideWhenUsed="1"/>
-    <w:lsdException w:name="List 5" w:semiHidden="1" w:unhideWhenUsed="1"/>
-    <w:lsdException w:name="List Bullet 2" w:semiHidden="1" w:unhideWhenUsed="1"/>
-    <w:lsdException w:name="List Bullet 3" w:semiHidden="1" w:unhideWhenUsed="1"/>
-    <w:lsdException w:name="List Bullet 4" w:semiHidden="1" w:unhideWhenUsed="1"/>
-    <w:lsdException w:name="List Bullet 5" w:semiHidden="1" w:unhideWhenUsed="1"/>
-    <w:lsdException w:name="List Number 2" w:semiHidden="1" w:unhideWhenUsed="1"/>
-    <w:lsdException w:name="List Number 3" w:semiHidden="1" w:unhideWhenUsed="1"/>
-    <w:lsdException w:name="List Number 4" w:semiHidden="1" w:unhideWhenUsed="1"/>
-    <w:lsdException w:name="List Number 5" w:semiHidden="1" w:unhideWhenUsed="1"/>
-    <w:lsdException w:name="Title" w:uiPriority="10" w:qFormat="1"/>
-    <w:lsdException w:name="Closing" w:semiHidden="1" w:unhideWhenUsed="1"/>
-    <w:lsdException w:name="Signature" w:semiHidden="1" w:unhideWhenUsed="1"/>
-    <w:lsdException w:name="Default Paragraph Font" w:semiHidden="1" w:uiPriority="1" w:unhideWhenUsed="1"/>
-    <w:lsdException w:name="Body Text" w:semiHidden="1" w:unhideWhenUsed="1"/>
-    <w:lsdException w:name="Body Text Indent" w:semiHidden="1" w:unhideWhenUsed="1"/>
-    <w:lsdException w:name="List Continue" w:semiHidden="1" w:unhideWhenUsed="1"/>
-    <w:lsdException w:name="List Continue 2" w:semiHidden="1" w:unhideWhenUsed="1"/>
-    <w:lsdException w:name="List Continue 3" w:semiHidden="1" w:unhideWhenUsed="1"/>
-    <w:lsdException w:name="List Continue 4" w:semiHidden="1" w:unhideWhenUsed="1"/>
-    <w:lsdException w:name="List Continue 5" w:semiHidden="1" w:unhideWhenUsed="1"/>
-    <w:lsdException w:name="Message Header" w:semiHidden="1" w:unhideWhenUsed="1"/>
-    <w:lsdException w:name="Subtitle" w:uiPriority="11" w:qFormat="1"/>
-    <w:lsdException w:name="Salutation" w:semiHidden="1" w:unhideWhenUsed="1"/>
-    <w:lsdException w:name="Date" w:semiHidden="1" w:unhideWhenUsed="1"/>
-    <w:lsdException w:name="Body Text First Indent" w:semiHidden="1" w:unhideWhenUsed="1"/>
-    <w:lsdException w:name="Body Text First Indent 2" w:semiHidden="1" w:unhideWhenUsed="1"/>
-    <w:lsdException w:name="Note Heading" w:semiHidden="1" w:unhideWhenUsed="1"/>
-    <w:lsdException w:name="Body Text 2" w:semiHidden="1" w:unhideWhenUsed="1"/>
-    <w:lsdException w:name="Body Text 3" w:semiHidden="1" w:unhideWhenUsed="1"/>
-    <w:lsdException w:name="Body Text Indent 2" w:semiHidden="1" w:unhideWhenUsed="1"/>
-    <w:lsdException w:name="Body Text Indent 3" w:semiHidden="1" w:unhideWhenUsed="1"/>
-    <w:lsdException w:name="Block Text" w:semiHidden="1" w:unhideWhenUsed="1"/>
-    <w:lsdException w:name="Hyperlink" w:semiHidden="1" w:unhideWhenUsed="1"/>
-    <w:lsdException w:name="FollowedHyperlink" w:semiHidden="1" w:unhideWhenUsed="1"/>
-    <w:lsdException w:name="Strong" w:uiPriority="22" w:qFormat="1"/>
-    <w:lsdException w:name="Emphasis" w:uiPriority="20" w:qFormat="1"/>
-    <w:lsdException w:name="Document Map" w:semiHidden="1" w:unhideWhenUsed="1"/>
-    <w:lsdException w:name="Plain Text" w:semiHidden="1" w:unhideWhenUsed="1"/>
-    <w:lsdException w:name="E-mail Signature" w:semiHidden="1" w:unhideWhenUsed="1"/>
-    <w:lsdException w:name="HTML Top of Form" w:semiHidden="1" w:unhideWhenUsed="1"/>
-    <w:lsdException w:name="HTML Bottom of Form" w:semiHidden="1" w:unhideWhenUsed="1"/>
-    <w:lsdException w:name="Normal (Web)" w:semiHidden="1" w:unhideWhenUsed="1"/>
-    <w:lsdException w:name="HTML Acronym" w:semiHidden="1" w:unhideWhenUsed="1"/>
-    <w:lsdException w:name="HTML Address" w:semiHidden="1" w:unhideWhenUsed="1"/>
-    <w:lsdException w:name="HTML Cite" w:semiHidden="1" w:unhideWhenUsed="1"/>
-    <w:lsdException w:name="HTML Code" w:semiHidden="1" w:unhideWhenUsed="1"/>
-    <w:lsdException w:name="HTML Definition" w:semiHidden="1" w:unhideWhenUsed="1"/>
-    <w:lsdException w:name="HTML Keyboard" w:semiHidden="1" w:unhideWhenUsed="1"/>
-    <w:lsdException w:name="HTML Preformatted" w:semiHidden="1" w:unhideWhenUsed="1"/>
-    <w:lsdException w:name="HTML Sample" w:semiHidden="1" w:unhideWhenUsed="1"/>
-    <w:lsdException w:name="HTML Typewriter" w:semiHidden="1" w:unhideWhenUsed="1"/>
-    <w:lsdException w:name="HTML Variable" w:semiHidden="1" w:unhideWhenUsed="1"/>
-    <w:lsdException w:name="Normal Table" w:semiHidden="1" w:unhideWhenUsed="1"/>
-    <w:lsdException w:name="annotation subject" w:semiHidden="1" w:unhideWhenUsed="1"/>
-    <w:lsdException w:name="No List" w:semiHidden="1" w:unhideWhenUsed="1"/>
-    <w:lsdException w:name="Outline List 1" w:semiHidden="1" w:unhideWhenUsed="1"/>
-    <w:lsdException w:name="Outline List 2" w:semiHidden="1" w:unhideWhenUsed="1"/>
-    <w:lsdException w:name="Outline List 3" w:semiHidden="1" w:unhideWhenUsed="1"/>
-    <w:lsdException w:name="Table Simple 1" w:semiHidden="1" w:unhideWhenUsed="1"/>
-    <w:lsdException w:name="Table Simple 2" w:semiHidden="1" w:unhideWhenUsed="1"/>
-    <w:lsdException w:name="Table Simple 3" w:semiHidden="1" w:unhideWhenUsed="1"/>
-    <w:lsdException w:name="Table Classic 1" w:semiHidden="1" w:unhideWhenUsed="1"/>
-    <w:lsdException w:name="Table Classic 2" w:semiHidden="1" w:unhideWhenUsed="1"/>
-    <w:lsdException w:name="Table Classic 3" w:semiHidden="1" w:unhideWhenUsed="1"/>
-    <w:lsdException w:name="Table Classic 4" w:semiHidden="1" w:unhideWhenUsed="1"/>
-    <w:lsdException w:name="Table Colorful 1" w:semiHidden="1" w:unhideWhenUsed="1"/>
-    <w:lsdException w:name="Table Colorful 2" w:semiHidden="1" w:unhideWhenUsed="1"/>
-    <w:lsdException w:name="Table Colorful 3" w:semiHidden="1" w:unhideWhenUsed="1"/>
-    <w:lsdException w:name="Table Columns 1" w:semiHidden="1" w:unhideWhenUsed="1"/>
-    <w:lsdException w:name="Table Columns 2" w:semiHidden="1" w:unhideWhenUsed="1"/>
-    <w:lsdException w:name="Table Columns 3" w:semiHidden="1" w:unhideWhenUsed="1"/>
-    <w:lsdException w:name="Table Columns 4" w:semiHidden="1" w:unhideWhenUsed="1"/>
-    <w:lsdException w:name="Table Columns 5" w:semiHidden="1" w:unhideWhenUsed="1"/>
-    <w:lsdException w:name="Table Grid 1" w:semiHidden="1" w:unhideWhenUsed="1"/>
-    <w:lsdException w:name="Table Grid 2" w:semiHidden="1" w:unhideWhenUsed="1"/>
-    <w:lsdException w:name="Table Grid 3" w:semiHidden="1" w:unhideWhenUsed="1"/>
-    <w:lsdException w:name="Table Grid 4" w:semiHidden="1" w:unhideWhenUsed="1"/>
-    <w:lsdException w:name="Table Grid 5" w:semiHidden="1" w:unhideWhenUsed="1"/>
-    <w:lsdException w:name="Table Grid 6" w:semiHidden="1" w:unhideWhenUsed="1"/>
-    <w:lsdException w:name="Table Grid 7" w:semiHidden="1" w:unhideWhenUsed="1"/>
-    <w:lsdException w:name="Table Grid 8" w:semiHidden="1" w:unhideWhenUsed="1"/>
-    <w:lsdException w:name="Table List 1" w:semiHidden="1" w:unhideWhenUsed="1"/>
-    <w:lsdException w:name="Table List 2" w:semiHidden="1" w:unhideWhenUsed="1"/>
-    <w:lsdException w:name="Table List 3" w:semiHidden="1" w:unhideWhenUsed="1"/>
-    <w:lsdException w:name="Table List 4" w:semiHidden="1" w:unhideWhenUsed="1"/>
-    <w:lsdException w:name="Table List 5" w:semiHidden="1" w:unhideWhenUsed="1"/>
-    <w:lsdException w:name="Table List 6" w:semiHidden="1" w:unhideWhenUsed="1"/>
-    <w:lsdException w:name="Table List 7" w:semiHidden="1" w:unhideWhenUsed="1"/>
-    <w:lsdException w:name="Table List 8" w:semiHidden="1" w:unhideWhenUsed="1"/>
-    <w:lsdException w:name="Table 3D effects 1" w:semiHidden="1" w:unhideWhenUsed="1"/>
-    <w:lsdException w:name="Table 3D effects 2" w:semiHidden="1" w:unhideWhenUsed="1"/>
-    <w:lsdException w:name="Table 3D effects 3" w:semiHidden="1" w:unhideWhenUsed="1"/>
-    <w:lsdException w:name="Table Contemporary" w:semiHidden="1" w:unhideWhenUsed="1"/>
-    <w:lsdException w:name="Table Elegant" w:semiHidden="1" w:unhideWhenUsed="1"/>
-    <w:lsdException w:name="Table Professional" w:semiHidden="1" w:unhideWhenUsed="1"/>
-    <w:lsdException w:name="Table Subtle 1" w:semiHidden="1" w:unhideWhenUsed="1"/>
-    <w:lsdException w:name="Table Subtle 2" w:semiHidden="1" w:unhideWhenUsed="1"/>
-    <w:lsdException w:name="Table Web 1" w:semiHidden="1" w:unhideWhenUsed="1"/>
-    <w:lsdException w:name="Table Web 2" w:semiHidden="1" w:unhideWhenUsed="1"/>
-    <w:lsdException w:name="Table Web 3" w:semiHidden="1" w:unhideWhenUsed="1"/>
-    <w:lsdException w:name="Balloon Text" w:semiHidden="1" w:unhideWhenUsed="1"/>
-    <w:lsdException w:name="Table Grid" w:uiPriority="39"/>
-    <w:lsdException w:name="Table Theme" w:semiHidden="1" w:unhideWhenUsed="1"/>
-    <w:lsdException w:name="Placeholder Text" w:semiHidden="1"/>
-    <w:lsdException w:name="No Spacing" w:uiPriority="1" w:qFormat="1"/>
-    <w:lsdException w:name="Light Shading" w:uiPriority="60"/>
-    <w:lsdException w:name="Light List" w:uiPriority="61"/>
-    <w:lsdException w:name="Light Grid" w:uiPriority="62"/>
-    <w:lsdException w:name="Medium Shading 1" w:uiPriority="63"/>
-    <w:lsdException w:name="Medium Shading 2" w:uiPriority="64"/>
-    <w:lsdException w:name="Medium List 1" w:uiPriority="65"/>
-    <w:lsdException w:name="Medium List 2" w:uiPriority="66"/>
-    <w:lsdException w:name="Medium Grid 1" w:uiPriority="67"/>
-    <w:lsdException w:name="Medium Grid 2" w:uiPriority="68"/>
-    <w:lsdException w:name="Medium Grid 3" w:uiPriority="69"/>
-    <w:lsdException w:name="Dark List" w:uiPriority="70"/>
-    <w:lsdException w:name="Colorful Shading" w:uiPriority="71"/>
-    <w:lsdException w:name="Colorful List" w:uiPriority="72"/>
-    <w:lsdException w:name="Colorful Grid" w:uiPriority="73"/>
-    <w:lsdException w:name="Light Shading Accent 1" w:uiPriority="60"/>
-    <w:lsdException w:name="Light List Accent 1" w:uiPriority="61"/>
-    <w:lsdException w:name="Light Grid Accent 1" w:uiPriority="62"/>
-    <w:lsdException w:name="Medium Shading 1 Accent 1" w:uiPriority="63"/>
-    <w:lsdException w:name="Medium Shading 2 Accent 1" w:uiPriority="64"/>
-    <w:lsdException w:name="Medium List 1 Accent 1" w:uiPriority="65"/>
-    <w:lsdException w:name="Revision" w:semiHidden="1"/>
-    <w:lsdException w:name="List Paragraph" w:uiPriority="34" w:qFormat="1"/>
-    <w:lsdException w:name="Quote" w:uiPriority="29" w:qFormat="1"/>
-    <w:lsdException w:name="Intense Quote" w:uiPriority="30" w:qFormat="1"/>
-    <w:lsdException w:name="Medium List 2 Accent 1" w:uiPriority="66"/>
-    <w:lsdException w:name="Medium Grid 1 Accent 1" w:uiPriority="67"/>
-    <w:lsdException w:name="Medium Grid 2 Accent 1" w:uiPriority="68"/>
-    <w:lsdException w:name="Medium Grid 3 Accent 1" w:uiPriority="69"/>
-    <w:lsdException w:name="Dark List Accent 1" w:uiPriority="70"/>
-    <w:lsdException w:name="Colorful Shading Accent 1" w:uiPriority="71"/>
-    <w:lsdException w:name="Colorful List Accent 1" w:uiPriority="72"/>
-    <w:lsdException w:name="Colorful Grid Accent 1" w:uiPriority="73"/>
-    <w:lsdException w:name="Light Shading Accent 2" w:uiPriority="60"/>
-    <w:lsdException w:name="Light List Accent 2" w:uiPriority="61"/>
-    <w:lsdException w:name="Light Grid Accent 2" w:uiPriority="62"/>
-    <w:lsdException w:name="Medium Shading 1 Accent 2" w:uiPriority="63"/>
-    <w:lsdException w:name="Medium Shading 2 Accent 2" w:uiPriority="64"/>
-    <w:lsdException w:name="Medium List 1 Accent 2" w:uiPriority="65"/>
-    <w:lsdException w:name="Medium List 2 Accent 2" w:uiPriority="66"/>
-    <w:lsdException w:name="Medium Grid 1 Accent 2" w:uiPriority="67"/>
-    <w:lsdException w:name="Medium Grid 2 Accent 2" w:uiPriority="68"/>
-    <w:lsdException w:name="Medium Grid 3 Accent 2" w:uiPriority="69"/>
-    <w:lsdException w:name="Dark List Accent 2" w:uiPriority="70"/>
-    <w:lsdException w:name="Colorful Shading Accent 2" w:uiPriority="71"/>
-    <w:lsdException w:name="Colorful List Accent 2" w:uiPriority="72"/>
-    <w:lsdException w:name="Colorful Grid Accent 2" w:uiPriority="73"/>
-    <w:lsdException w:name="Light Shading Accent 3" w:uiPriority="60"/>
-    <w:lsdException w:name="Light List Accent 3" w:uiPriority="61"/>
-    <w:lsdException w:name="Light Grid Accent 3" w:uiPriority="62"/>
-    <w:lsdException w:name="Medium Shading 1 Accent 3" w:uiPriority="63"/>
-    <w:lsdException w:name="Medium Shading 2 Accent 3" w:uiPriority="64"/>
-    <w:lsdException w:name="Medium List 1 Accent 3" w:uiPriority="65"/>
-    <w:lsdException w:name="Medium List 2 Accent 3" w:uiPriority="66"/>
-    <w:lsdException w:name="Medium Grid 1 Accent 3" w:uiPriority="67"/>
-    <w:lsdException w:name="Medium Grid 2 Accent 3" w:uiPriority="68"/>
-    <w:lsdException w:name="Medium Grid 3 Accent 3" w:uiPriority="69"/>
-    <w:lsdException w:name="Dark List Accent 3" w:uiPriority="70"/>
-    <w:lsdException w:name="Colorful Shading Accent 3" w:uiPriority="71"/>
-    <w:lsdException w:name="Colorful List Accent 3" w:uiPriority="72"/>
-    <w:lsdException w:name="Colorful Grid Accent 3" w:uiPriority="73"/>
-    <w:lsdException w:name="Light Shading Accent 4" w:uiPriority="60"/>
-    <w:lsdException w:name="Light List Accent 4" w:uiPriority="61"/>
-    <w:lsdException w:name="Light Grid Accent 4" w:uiPriority="62"/>
-    <w:lsdException w:name="Medium Shading 1 Accent 4" w:uiPriority="63"/>
-    <w:lsdException w:name="Medium Shading 2 Accent 4" w:uiPriority="64"/>
-    <w:lsdException w:name="Medium List 1 Accent 4" w:uiPriority="65"/>
-    <w:lsdException w:name="Medium List 2 Accent 4" w:uiPriority="66"/>
-    <w:lsdException w:name="Medium Grid 1 Accent 4" w:uiPriority="67"/>
-    <w:lsdException w:name="Medium Grid 2 Accent 4" w:uiPriority="68"/>
-    <w:lsdException w:name="Medium Grid 3 Accent 4" w:uiPriority="69"/>
-    <w:lsdException w:name="Dark List Accent 4" w:uiPriority="70"/>
-    <w:lsdException w:name="Colorful Shading Accent 4" w:uiPriority="71"/>
-    <w:lsdException w:name="Colorful List Accent 4" w:uiPriority="72"/>
-    <w:lsdException w:name="Colorful Grid Accent 4" w:uiPriority="73"/>
-    <w:lsdException w:name="Light Shading Accent 5" w:uiPriority="60"/>
-    <w:lsdException w:name="Light List Accent 5" w:uiPriority="61"/>
-    <w:lsdException w:name="Light Grid Accent 5" w:uiPriority="62"/>
-    <w:lsdException w:name="Medium Shading 1 Accent 5" w:uiPriority="63"/>
-    <w:lsdException w:name="Medium Shading 2 Accent 5" w:uiPriority="64"/>
-    <w:lsdException w:name="Medium List 1 Accent 5" w:uiPriority="65"/>
-    <w:lsdException w:name="Medium List 2 Accent 5" w:uiPriority="66"/>
-    <w:lsdException w:name="Medium Grid 1 Accent 5" w:uiPriority="67"/>
-    <w:lsdException w:name="Medium Grid 2 Accent 5" w:uiPriority="68"/>
-    <w:lsdException w:name="Medium Grid 3 Accent 5" w:uiPriority="69"/>
-    <w:lsdException w:name="Dark List Accent 5" w:uiPriority="70"/>
-    <w:lsdException w:name="Colorful Shading Accent 5" w:uiPriority="71"/>
-    <w:lsdException w:name="Colorful List Accent 5" w:uiPriority="72"/>
-    <w:lsdException w:name="Colorful Grid Accent 5" w:uiPriority="73"/>
-    <w:lsdException w:name="Light Shading Accent 6" w:uiPriority="60"/>
-    <w:lsdException w:name="Light List Accent 6" w:uiPriority="61"/>
-    <w:lsdException w:name="Light Grid Accent 6" w:uiPriority="62"/>
-    <w:lsdException w:name="Medium Shading 1 Accent 6" w:uiPriority="63"/>
-    <w:lsdException w:name="Medium Shading 2 Accent 6" w:uiPriority="64"/>
-    <w:lsdException w:name="Medium List 1 Accent 6" w:uiPriority="65"/>
-    <w:lsdException w:name="Medium List 2 Accent 6" w:uiPriority="66"/>
-    <w:lsdException w:name="Medium Grid 1 Accent 6" w:uiPriority="67"/>
-    <w:lsdException w:name="Medium Grid 2 Accent 6" w:uiPriority="68"/>
-    <w:lsdException w:name="Medium Grid 3 Accent 6" w:uiPriority="69"/>
-    <w:lsdException w:name="Dark List Accent 6" w:uiPriority="70"/>
-    <w:lsdException w:name="Colorful Shading Accent 6" w:uiPriority="71"/>
-    <w:lsdException w:name="Colorful List Accent 6" w:uiPriority="72"/>
-    <w:lsdException w:name="Colorful Grid Accent 6" w:uiPriority="73"/>
-    <w:lsdException w:name="Subtle Emphasis" w:uiPriority="19" w:qFormat="1"/>
-    <w:lsdException w:name="Intense Emphasis" w:uiPriority="21" w:qFormat="1"/>
-    <w:lsdException w:name="Subtle Reference" w:uiPriority="31" w:qFormat="1"/>
-    <w:lsdException w:name="Intense Reference" w:uiPriority="32" w:qFormat="1"/>
-    <w:lsdException w:name="Book Title" w:uiPriority="33" w:qFormat="1"/>
-    <w:lsdException w:name="Bibliography" w:semiHidden="1" w:uiPriority="37" w:unhideWhenUsed="1"/>
-    <w:lsdException w:name="TOC Heading" w:semiHidden="1" w:uiPriority="39" w:unhideWhenUsed="1" w:qFormat="1"/>
-    <w:lsdException w:name="Plain Table 1" w:uiPriority="41"/>
-    <w:lsdException w:name="Plain Table 2" w:uiPriority="42"/>
-    <w:lsdException w:name="Plain Table 3" w:uiPriority="43"/>
-    <w:lsdException w:name="Plain Table 4" w:uiPriority="44"/>
-    <w:lsdException w:name="Plain Table 5" w:uiPriority="45"/>
-    <w:lsdException w:name="Grid Table Light" w:uiPriority="40"/>
-    <w:lsdException w:name="Grid Table 1 Light" w:uiPriority="46"/>
-    <w:lsdException w:name="Grid Table 2" w:uiPriority="47"/>
-    <w:lsdException w:name="Grid Table 3" w:uiPriority="48"/>
-    <w:lsdException w:name="Grid Table 4" w:uiPriority="49"/>
-    <w:lsdException w:name="Grid Table 5 Dark" w:uiPriority="50"/>
-    <w:lsdException w:name="Grid Table 6 Colorful" w:uiPriority="51"/>
-    <w:lsdException w:name="Grid Table 7 Colorful" w:uiPriority="52"/>
-    <w:lsdException w:name="Grid Table 1 Light Accent 1" w:uiPriority="46"/>
-    <w:lsdException w:name="Grid Table 2 Accent 1" w:uiPriority="47"/>
-    <w:lsdException w:name="Grid Table 3 Accent 1" w:uiPriority="48"/>
-    <w:lsdException w:name="Grid Table 4 Accent 1" w:uiPriority="49"/>
-    <w:lsdException w:name="Grid Table 5 Dark Accent 1" w:uiPriority="50"/>
-    <w:lsdException w:name="Grid Table 6 Colorful Accent 1" w:uiPriority="51"/>
-    <w:lsdException w:name="Grid Table 7 Colorful Accent 1" w:uiPriority="52"/>
-    <w:lsdException w:name="Grid Table 1 Light Accent 2" w:uiPriority="46"/>
-    <w:lsdException w:name="Grid Table 2 Accent 2" w:uiPriority="47"/>
-    <w:lsdException w:name="Grid Table 3 Accent 2" w:uiPriority="48"/>
-    <w:lsdException w:name="Grid Table 4 Accent 2" w:uiPriority="49"/>
-    <w:lsdException w:name="Grid Table 5 Dark Accent 2" w:uiPriority="50"/>
-    <w:lsdException w:name="Grid Table 6 Colorful Accent 2" w:uiPriority="51"/>
-    <w:lsdException w:name="Grid Table 7 Colorful Accent 2" w:uiPriority="52"/>
-    <w:lsdException w:name="Grid Table 1 Light Accent 3" w:uiPriority="46"/>
-    <w:lsdException w:name="Grid Table 2 Accent 3" w:uiPriority="47"/>
-    <w:lsdException w:name="Grid Table 3 Accent 3" w:uiPriority="48"/>
-    <w:lsdException w:name="Grid Table 4 Accent 3" w:uiPriority="49"/>
-    <w:lsdException w:name="Grid Table 5 Dark Accent 3" w:uiPriority="50"/>
-    <w:lsdException w:name="Grid Table 6 Colorful Accent 3" w:uiPriority="51"/>
-    <w:lsdException w:name="Grid Table 7 Colorful Accent 3" w:uiPriority="52"/>
-    <w:lsdException w:name="Grid Table 1 Light Accent 4" w:uiPriority="46"/>
-    <w:lsdException w:name="Grid Table 2 Accent 4" w:uiPriority="47"/>
-    <w:lsdException w:name="Grid Table 3 Accent 4" w:uiPriority="48"/>
-    <w:lsdException w:name="Grid Table 4 Accent 4" w:uiPriority="49"/>
-    <w:lsdException w:name="Grid Table 5 Dark Accent 4" w:uiPriority="50"/>
-    <w:lsdException w:name="Grid Table 6 Colorful Accent 4" w:uiPriority="51"/>
-    <w:lsdException w:name="Grid Table 7 Colorful Accent 4" w:uiPriority="52"/>
-    <w:lsdException w:name="Grid Table 1 Light Accent 5" w:uiPriority="46"/>
-    <w:lsdException w:name="Grid Table 2 Accent 5" w:uiPriority="47"/>
-    <w:lsdException w:name="Grid Table 3 Accent 5" w:uiPriority="48"/>
-    <w:lsdException w:name="Grid Table 4 Accent 5" w:uiPriority="49"/>
-    <w:lsdException w:name="Grid Table 5 Dark Accent 5" w:uiPriority="50"/>
-    <w:lsdException w:name="Grid Table 6 Colorful Accent 5" w:uiPriority="51"/>
-    <w:lsdException w:name="Grid Table 7 Colorful Accent 5" w:uiPriority="52"/>
-    <w:lsdException w:name="Grid Table 1 Light Accent 6" w:uiPriority="46"/>
-    <w:lsdException w:name="Grid Table 2 Accent 6" w:uiPriority="47"/>
-    <w:lsdException w:name="Grid Table 3 Accent 6" w:uiPriority="48"/>
-    <w:lsdException w:name="Grid Table 4 Accent 6" w:uiPriority="49"/>
-    <w:lsdException w:name="Grid Table 5 Dark Accent 6" w:uiPriority="50"/>
-    <w:lsdException w:name="Grid Table 6 Colorful Accent 6" w:uiPriority="51"/>
-    <w:lsdException w:name="Grid Table 7 Colorful Accent 6" w:uiPriority="52"/>
-    <w:lsdException w:name="List Table 1 Light" w:uiPriority="46"/>
-    <w:lsdException w:name="List Table 2" w:uiPriority="47"/>
-    <w:lsdException w:name="List Table 3" w:uiPriority="48"/>
-    <w:lsdException w:name="List Table 4" w:uiPriority="49"/>
-    <w:lsdException w:name="List Table 5 Dark" w:uiPriority="50"/>
-    <w:lsdException w:name="List Table 6 Colorful" w:uiPriority="51"/>
-    <w:lsdException w:name="List Table 7 Colorful" w:uiPriority="52"/>
-    <w:lsdException w:name="List Table 1 Light Accent 1" w:uiPriority="46"/>
-    <w:lsdException w:name="List Table 2 Accent 1" w:uiPriority="47"/>
-    <w:lsdException w:name="List Table 3 Accent 1" w:uiPriority="48"/>
-    <w:lsdException w:name="List Table 4 Accent 1" w:uiPriority="49"/>
-    <w:lsdException w:name="List Table 5 Dark Accent 1" w:uiPriority="50"/>
-    <w:lsdException w:name="List Table 6 Colorful Accent 1" w:uiPriority="51"/>
-    <w:lsdException w:name="List Table 7 Colorful Accent 1" w:uiPriority="52"/>
-    <w:lsdException w:name="List Table 1 Light Accent 2" w:uiPriority="46"/>
-    <w:lsdException w:name="List Table 2 Accent 2" w:uiPriority="47"/>
-    <w:lsdException w:name="List Table 3 Accent 2" w:uiPriority="48"/>
-    <w:lsdException w:name="List Table 4 Accent 2" w:uiPriority="49"/>
-    <w:lsdException w:name="List Table 5 Dark Accent 2" w:uiPriority="50"/>
-    <w:lsdException w:name="List Table 6 Colorful Accent 2" w:uiPriority="51"/>
-    <w:lsdException w:name="List Table 7 Colorful Accent 2" w:uiPriority="52"/>
-    <w:lsdException w:name="List Table 1 Light Accent 3" w:uiPriority="46"/>
-    <w:lsdException w:name="List Table 2 Accent 3" w:uiPriority="47"/>
-    <w:lsdException w:name="List Table 3 Accent 3" w:uiPriority="48"/>
-    <w:lsdException w:name="List Table 4 Accent 3" w:uiPriority="49"/>
-    <w:lsdException w:name="List Table 5 Dark Accent 3" w:uiPriority="50"/>
-    <w:lsdException w:name="List Table 6 Colorful Accent 3" w:uiPriority="51"/>
-    <w:lsdException w:name="List Table 7 Colorful Accent 3" w:uiPriority="52"/>
-    <w:lsdException w:name="List Table 1 Light Accent 4" w:uiPriority="46"/>
-    <w:lsdException w:name="List Table 2 Accent 4" w:uiPriority="47"/>
-    <w:lsdException w:name="List Table 3 Accent 4" w:uiPriority="48"/>
-    <w:lsdException w:name="List Table 4 Accent 4" w:uiPriority="49"/>
-    <w:lsdException w:name="List Table 5 Dark Accent 4" w:uiPriority="50"/>
-    <w:lsdException w:name="List Table 6 Colorful Accent 4" w:uiPriority="51"/>
-    <w:lsdException w:name="List Table 7 Colorful Accent 4" w:uiPriority="52"/>
-    <w:lsdException w:name="List Table 1 Light Accent 5" w:uiPriority="46"/>
-    <w:lsdException w:name="List Table 2 Accent 5" w:uiPriority="47"/>
-    <w:lsdException w:name="List Table 3 Accent 5" w:uiPriority="48"/>
-    <w:lsdException w:name="List Table 4 Accent 5" w:uiPriority="49"/>
-    <w:lsdException w:name="List Table 5 Dark Accent 5" w:uiPriority="50"/>
-    <w:lsdException w:name="List Table 6 Colorful Accent 5" w:uiPriority="51"/>
-    <w:lsdException w:name="List Table 7 Colorful Accent 5" w:uiPriority="52"/>
-    <w:lsdException w:name="List Table 1 Light Accent 6" w:uiPriority="46"/>
-    <w:lsdException w:name="List Table 2 Accent 6" w:uiPriority="47"/>
-    <w:lsdException w:name="List Table 3 Accent 6" w:uiPriority="48"/>
-    <w:lsdException w:name="List Table 4 Accent 6" w:uiPriority="49"/>
-    <w:lsdException w:name="List Table 5 Dark Accent 6" w:uiPriority="50"/>
-    <w:lsdException w:name="List Table 6 Colorful Accent 6" w:uiPriority="51"/>
-    <w:lsdException w:name="List Table 7 Colorful Accent 6" w:uiPriority="52"/>
-    <w:lsdException w:name="Mention" w:semiHidden="1" w:unhideWhenUsed="1"/>
-    <w:lsdException w:name="Smart Hyperlink" w:semiHidden="1" w:unhideWhenUsed="1"/>
-    <w:lsdException w:name="Hashtag" w:semiHidden="1" w:unhideWhenUsed="1"/>
-    <w:lsdException w:name="Unresolved Mention" w:semiHidden="1" w:unhideWhenUsed="1"/>
-    <w:lsdException w:name="Smart Link" w:semiHidden="1" w:unhideWhenUsed="1"/>
-  </w:latentStyles>
-  <w:style w:type="paragraph" w:default="1" w:styleId="Normal">
-    <w:name w:val="Normal"/>
-    <w:qFormat/>
-    <w:rsid w:val="001C65CA"/>
-    <w:rPr>
-      <w:rFonts w:cs="Times New Roman"/>
-      <w:sz w:val="3276"/>
-      <w:szCs w:val="3276"/>
-    </w:rPr>
-  </w:style>
-  <w:style w:type="character" w:default="1" w:styleId="DefaultParagraphFont">
-    <w:name w:val="Default Paragraph Font"/>
-    <w:uiPriority w:val="1"/>
-    <w:semiHidden/>
-    <w:unhideWhenUsed/>
-  </w:style>
-  <w:style w:type="table" w:default="1" w:styleId="TableNormal">
-    <w:name w:val="Normal Table"/>
-    <w:uiPriority w:val="99"/>
-    <w:semiHidden/>
-    <w:unhideWhenUsed/>
-    <w:tblPr>
-      <w:tblInd w:w="0" w:type="dxa"/>
-      <w:tblCellMar>
-        <w:top w:w="0" w:type="dxa"/>
-        <w:left w:w="108" w:type="dxa"/>
-        <w:bottom w:w="0" w:type="dxa"/>
-        <w:right w:w="108" w:type="dxa"/>
-      </w:tblCellMar>
-    </w:tblPr>
-  </w:style>
-  <w:style w:type="numbering" w:default="1" w:styleId="NoList">
-    <w:name w:val="No List"/>
-    <w:uiPriority w:val="99"/>
-    <w:semiHidden/>
-    <w:unhideWhenUsed/>
-  </w:style>
-  <w:style w:type="character" w:styleId="PlaceholderText">
-    <w:name w:val="Placeholder Text"/>
-    <w:basedOn w:val="DefaultParagraphFont"/>
-    <w:uiPriority w:val="99"/>
-    <w:semiHidden/>
-    <w:rsid w:val="00D92226"/>
-    <w:rPr>
-      <w:color w:val="666666"/>
-    </w:rPr>
-  </w:style>
-  <w:style w:type="character" w:styleId="Strong">
-    <w:name w:val="Strong"/>
-    <w:basedOn w:val="DefaultParagraphFont"/>
-    <w:uiPriority w:val="22"/>
-    <w:rsid w:val="001C65CA"/>
-    <w:rPr>
-      <w:rFonts w:ascii="Franklin Gothic Demi" w:hAnsi="Franklin Gothic Demi"/>
-      <w:b w:val="0"/>
-      <w:bCs/>
-      <w:i w:val="0"/>
-      <w:sz w:val="20"/>
-    </w:rPr>
-  </w:style>
-  <w:style w:type="paragraph" w:customStyle="1" w:styleId="19FA018CC9FA432788CFAB633E4523CE">
-    <w:name w:val="19FA018CC9FA432788CFAB633E4523CE"/>
-    <w:rsid w:val="00D92226"/>
-    <w:rPr>
-      <w:rFonts w:asciiTheme="majorHAnsi" w:hAnsiTheme="majorHAnsi"/>
-      <w:color w:val="000000" w:themeColor="text1"/>
-      <w:kern w:val="0"/>
-      <w:sz w:val="20"/>
-      <w:lang w:eastAsia="ja-JP"/>
-      <w14:ligatures w14:val="none"/>
-    </w:rPr>
-  </w:style>
-  <w:style w:type="paragraph" w:customStyle="1" w:styleId="859E428EEBCA43F8AC8B37CB5B7B5CEE">
-    <w:name w:val="859E428EEBCA43F8AC8B37CB5B7B5CEE"/>
-    <w:rsid w:val="00D92226"/>
-    <w:rPr>
-      <w:rFonts w:ascii="Franklin Gothic Book" w:hAnsi="Franklin Gothic Book"/>
-      <w:b/>
-      <w:color w:val="000000" w:themeColor="text1"/>
-      <w:kern w:val="0"/>
-      <w:sz w:val="20"/>
-      <w:lang w:eastAsia="ja-JP"/>
-      <w14:ligatures w14:val="none"/>
-    </w:rPr>
-  </w:style>
-  <w:style w:type="paragraph" w:customStyle="1" w:styleId="637DA67FE24D402A8430204E4813EEE2">
-    <w:name w:val="637DA67FE24D402A8430204E4813EEE2"/>
-    <w:rsid w:val="00D92226"/>
-    <w:rPr>
-      <w:rFonts w:ascii="Franklin Gothic Book" w:hAnsi="Franklin Gothic Book"/>
-      <w:b/>
-      <w:color w:val="000000" w:themeColor="text1"/>
-      <w:kern w:val="0"/>
-      <w:sz w:val="20"/>
-      <w:lang w:eastAsia="ja-JP"/>
-      <w14:ligatures w14:val="none"/>
-    </w:rPr>
-  </w:style>
-  <w:style w:type="paragraph" w:customStyle="1" w:styleId="5C1E6A77356645D78CFA1BE79CBC5A9F">
-    <w:name w:val="5C1E6A77356645D78CFA1BE79CBC5A9F"/>
-    <w:rsid w:val="001C65CA"/>
-    <w:pPr>
-      <w:spacing w:line="279" w:lineRule="auto"/>
-    </w:pPr>
-    <w:rPr>
-      <w:rFonts w:ascii="Franklin Gothic Book" w:hAnsi="Franklin Gothic Book"/>
-      <w:b/>
-      <w:color w:val="000000" w:themeColor="text1"/>
-      <w:kern w:val="0"/>
-      <w:sz w:val="20"/>
-      <w:lang w:eastAsia="ja-JP"/>
-      <w14:ligatures w14:val="none"/>
-    </w:rPr>
-  </w:style>
-  <w:style w:type="paragraph" w:customStyle="1" w:styleId="91409E589BFD43E8B3F1AE82786A7169">
-    <w:name w:val="91409E589BFD43E8B3F1AE82786A7169"/>
-    <w:rsid w:val="00D92226"/>
-    <w:rPr>
-      <w:rFonts w:ascii="Franklin Gothic Book" w:hAnsi="Franklin Gothic Book"/>
-      <w:b/>
-      <w:color w:val="000000" w:themeColor="text1"/>
-      <w:kern w:val="0"/>
-      <w:sz w:val="20"/>
-      <w:lang w:eastAsia="ja-JP"/>
-      <w14:ligatures w14:val="none"/>
-    </w:rPr>
-  </w:style>
-  <w:style w:type="paragraph" w:customStyle="1" w:styleId="9D9DC39DB7B94246A8D9E9F2BAF0D2CF1">
-    <w:name w:val="9D9DC39DB7B94246A8D9E9F2BAF0D2CF1"/>
-    <w:rsid w:val="00D92226"/>
-    <w:rPr>
-      <w:rFonts w:ascii="Franklin Gothic Book" w:hAnsi="Franklin Gothic Book"/>
-      <w:b/>
-      <w:color w:val="000000" w:themeColor="text1"/>
-      <w:kern w:val="0"/>
-      <w:sz w:val="20"/>
-      <w:lang w:eastAsia="ja-JP"/>
-      <w14:ligatures w14:val="none"/>
-    </w:rPr>
-  </w:style>
-  <w:style w:type="paragraph" w:customStyle="1" w:styleId="54B5711D33AA47CF9F4DBCD90BF548C91">
-    <w:name w:val="54B5711D33AA47CF9F4DBCD90BF548C91"/>
-    <w:rsid w:val="00D92226"/>
-    <w:rPr>
-      <w:rFonts w:ascii="Franklin Gothic Book" w:hAnsi="Franklin Gothic Book"/>
-      <w:b/>
-      <w:color w:val="000000" w:themeColor="text1"/>
-      <w:kern w:val="0"/>
-      <w:sz w:val="20"/>
-      <w:lang w:eastAsia="ja-JP"/>
-      <w14:ligatures w14:val="none"/>
-    </w:rPr>
-  </w:style>
-  <w:style w:type="paragraph" w:customStyle="1" w:styleId="C93FD36302E74C2C905EDA684B635ED11">
-    <w:name w:val="C93FD36302E74C2C905EDA684B635ED11"/>
-    <w:rsid w:val="00D92226"/>
-    <w:rPr>
-      <w:rFonts w:ascii="Franklin Gothic Book" w:hAnsi="Franklin Gothic Book"/>
-      <w:b/>
-      <w:color w:val="000000" w:themeColor="text1"/>
-      <w:kern w:val="0"/>
-      <w:sz w:val="20"/>
-      <w:lang w:eastAsia="ja-JP"/>
-      <w14:ligatures w14:val="none"/>
-    </w:rPr>
-  </w:style>
-  <w:style w:type="paragraph" w:customStyle="1" w:styleId="509B64C6036649F098692A1D116CE172">
-    <w:name w:val="509B64C6036649F098692A1D116CE172"/>
-    <w:rsid w:val="001C65CA"/>
-  </w:style>
-  <w:style w:type="paragraph" w:customStyle="1" w:styleId="E663AB75AB5349E6B614E7627A700EEE">
-    <w:name w:val="E663AB75AB5349E6B614E7627A700EEE"/>
-    <w:rsid w:val="001C65CA"/>
-  </w:style>
-  <w:style w:type="paragraph" w:customStyle="1" w:styleId="19FA018CC9FA432788CFAB633E4523CE2">
-    <w:name w:val="19FA018CC9FA432788CFAB633E4523CE2"/>
-    <w:rsid w:val="00D92226"/>
-    <w:rPr>
-      <w:rFonts w:asciiTheme="majorHAnsi" w:hAnsiTheme="majorHAnsi"/>
-      <w:color w:val="000000" w:themeColor="text1"/>
-      <w:kern w:val="0"/>
-      <w:sz w:val="20"/>
-      <w:lang w:eastAsia="ja-JP"/>
-      <w14:ligatures w14:val="none"/>
-    </w:rPr>
-  </w:style>
-  <w:style w:type="paragraph" w:customStyle="1" w:styleId="5680B0B236CA49628604D2D64C325D64">
-    <w:name w:val="5680B0B236CA49628604D2D64C325D64"/>
-    <w:rsid w:val="001C65CA"/>
-  </w:style>
-  <w:style w:type="paragraph" w:customStyle="1" w:styleId="636A1B5A96094B9985435AFE6B85AD73">
-    <w:name w:val="636A1B5A96094B9985435AFE6B85AD73"/>
-    <w:rsid w:val="001C65CA"/>
-  </w:style>
-  <w:style w:type="paragraph" w:customStyle="1" w:styleId="56E0CC8F3A3C41649460A4D5A28A7B1D">
-    <w:name w:val="56E0CC8F3A3C41649460A4D5A28A7B1D"/>
-    <w:rsid w:val="001C65CA"/>
-  </w:style>
-  <w:style w:type="paragraph" w:customStyle="1" w:styleId="6887E06A05994399A90EC785398CA096">
-    <w:name w:val="6887E06A05994399A90EC785398CA096"/>
-    <w:rsid w:val="001C65CA"/>
-  </w:style>
-  <w:style w:type="paragraph" w:customStyle="1" w:styleId="BAB9B3F156004A55A3B95EF95F3C5063">
-    <w:name w:val="BAB9B3F156004A55A3B95EF95F3C5063"/>
-    <w:rsid w:val="001C65CA"/>
-  </w:style>
-  <w:style w:type="paragraph" w:customStyle="1" w:styleId="B766C19C286C472B84918C4646921393">
-    <w:name w:val="B766C19C286C472B84918C4646921393"/>
-    <w:rsid w:val="001C65CA"/>
-  </w:style>
-  <w:style w:type="paragraph" w:customStyle="1" w:styleId="2035DD7438E440EF82202B5CCCEC1A95">
-    <w:name w:val="2035DD7438E440EF82202B5CCCEC1A95"/>
-    <w:rsid w:val="001C65CA"/>
-  </w:style>
-  <w:style w:type="paragraph" w:customStyle="1" w:styleId="5DEB52D17D81484BA922FF18210D527F">
-    <w:name w:val="5DEB52D17D81484BA922FF18210D527F"/>
-    <w:rsid w:val="001C65CA"/>
-  </w:style>
-  <w:style w:type="paragraph" w:customStyle="1" w:styleId="DDAFF45BF4D647299E85DA3E4526DC18">
-    <w:name w:val="DDAFF45BF4D647299E85DA3E4526DC18"/>
-    <w:rsid w:val="001C65CA"/>
-  </w:style>
-  <w:style w:type="paragraph" w:customStyle="1" w:styleId="87CC1DC7775844E5831475E1AE25900D">
-    <w:name w:val="87CC1DC7775844E5831475E1AE25900D"/>
-    <w:rsid w:val="001C65CA"/>
-  </w:style>
-  <w:style w:type="paragraph" w:customStyle="1" w:styleId="859E428EEBCA43F8AC8B37CB5B7B5CEE2">
-    <w:name w:val="859E428EEBCA43F8AC8B37CB5B7B5CEE2"/>
-    <w:rsid w:val="00D92226"/>
-    <w:rPr>
-      <w:rFonts w:ascii="Franklin Gothic Book" w:hAnsi="Franklin Gothic Book"/>
-      <w:b/>
-      <w:color w:val="000000" w:themeColor="text1"/>
-      <w:kern w:val="0"/>
-      <w:sz w:val="20"/>
-      <w:lang w:eastAsia="ja-JP"/>
-      <w14:ligatures w14:val="none"/>
-    </w:rPr>
-  </w:style>
-  <w:style w:type="paragraph" w:customStyle="1" w:styleId="FF7C3EAA0082495C979E9F0604434332">
-    <w:name w:val="FF7C3EAA0082495C979E9F0604434332"/>
-    <w:rsid w:val="001C65CA"/>
-  </w:style>
-  <w:style w:type="paragraph" w:customStyle="1" w:styleId="637DA67FE24D402A8430204E4813EEE22">
-    <w:name w:val="637DA67FE24D402A8430204E4813EEE22"/>
-    <w:rsid w:val="00D92226"/>
-    <w:rPr>
-      <w:rFonts w:ascii="Franklin Gothic Book" w:hAnsi="Franklin Gothic Book"/>
-      <w:b/>
-      <w:color w:val="000000" w:themeColor="text1"/>
-      <w:kern w:val="0"/>
-      <w:sz w:val="20"/>
-      <w:lang w:eastAsia="ja-JP"/>
-      <w14:ligatures w14:val="none"/>
-    </w:rPr>
-  </w:style>
-  <w:style w:type="paragraph" w:customStyle="1" w:styleId="91409E589BFD43E8B3F1AE82786A71692">
-    <w:name w:val="91409E589BFD43E8B3F1AE82786A71692"/>
-    <w:rsid w:val="00D92226"/>
-    <w:rPr>
-      <w:rFonts w:ascii="Franklin Gothic Book" w:hAnsi="Franklin Gothic Book"/>
-      <w:b/>
-      <w:color w:val="000000" w:themeColor="text1"/>
-      <w:kern w:val="0"/>
-      <w:sz w:val="20"/>
-      <w:lang w:eastAsia="ja-JP"/>
-      <w14:ligatures w14:val="none"/>
-    </w:rPr>
-  </w:style>
-  <w:style w:type="paragraph" w:customStyle="1" w:styleId="9D9DC39DB7B94246A8D9E9F2BAF0D2CF2">
-    <w:name w:val="9D9DC39DB7B94246A8D9E9F2BAF0D2CF2"/>
-    <w:rsid w:val="00D92226"/>
-    <w:rPr>
-      <w:rFonts w:ascii="Franklin Gothic Book" w:hAnsi="Franklin Gothic Book"/>
-      <w:b/>
-      <w:color w:val="000000" w:themeColor="text1"/>
-      <w:kern w:val="0"/>
-      <w:sz w:val="20"/>
-      <w:lang w:eastAsia="ja-JP"/>
-      <w14:ligatures w14:val="none"/>
-    </w:rPr>
-  </w:style>
-  <w:style w:type="paragraph" w:customStyle="1" w:styleId="54B5711D33AA47CF9F4DBCD90BF548C92">
-    <w:name w:val="54B5711D33AA47CF9F4DBCD90BF548C92"/>
-    <w:rsid w:val="00D92226"/>
-    <w:rPr>
-      <w:rFonts w:ascii="Franklin Gothic Book" w:hAnsi="Franklin Gothic Book"/>
-      <w:b/>
-      <w:color w:val="000000" w:themeColor="text1"/>
-      <w:kern w:val="0"/>
-      <w:sz w:val="20"/>
-      <w:lang w:eastAsia="ja-JP"/>
-      <w14:ligatures w14:val="none"/>
-    </w:rPr>
-  </w:style>
-  <w:style w:type="paragraph" w:customStyle="1" w:styleId="4689587EE0554F778C741B151B669C6B">
-    <w:name w:val="4689587EE0554F778C741B151B669C6B"/>
-    <w:rsid w:val="001C65CA"/>
-  </w:style>
-  <w:style w:type="paragraph" w:customStyle="1" w:styleId="96256B38AB0D423B9B17D7A553EA0133">
-    <w:name w:val="96256B38AB0D423B9B17D7A553EA0133"/>
-    <w:rsid w:val="001C65CA"/>
-  </w:style>
-  <w:style w:type="paragraph" w:customStyle="1" w:styleId="5C07782DE7BB479BA2668BC18849D4F7">
-    <w:name w:val="5C07782DE7BB479BA2668BC18849D4F7"/>
-    <w:rsid w:val="001C65CA"/>
-  </w:style>
-  <w:style w:type="paragraph" w:customStyle="1" w:styleId="C93FD36302E74C2C905EDA684B635ED12">
-    <w:name w:val="C93FD36302E74C2C905EDA684B635ED12"/>
-    <w:rsid w:val="00D92226"/>
-    <w:rPr>
-      <w:rFonts w:ascii="Franklin Gothic Book" w:hAnsi="Franklin Gothic Book"/>
-      <w:b/>
-      <w:color w:val="000000" w:themeColor="text1"/>
-      <w:kern w:val="0"/>
-      <w:sz w:val="20"/>
-      <w:lang w:eastAsia="ja-JP"/>
-      <w14:ligatures w14:val="none"/>
-    </w:rPr>
-  </w:style>
-  <w:style w:type="paragraph" w:customStyle="1" w:styleId="79C10B33EB4647388E75C7D8F3C2617F">
-    <w:name w:val="79C10B33EB4647388E75C7D8F3C2617F"/>
-    <w:rsid w:val="001C65CA"/>
-  </w:style>
-  <w:style w:type="paragraph" w:customStyle="1" w:styleId="C48A10626C744A8E9098EDA88064446E">
-    <w:name w:val="C48A10626C744A8E9098EDA88064446E"/>
-    <w:rsid w:val="001C65CA"/>
-  </w:style>
-  <w:style w:type="paragraph" w:customStyle="1" w:styleId="8F8992ADD61C4796BA81B94882639079">
-    <w:name w:val="8F8992ADD61C4796BA81B94882639079"/>
-    <w:rsid w:val="001C65CA"/>
-  </w:style>
-  <w:style w:type="paragraph" w:customStyle="1" w:styleId="5F23BD1E5F524BB584F398E3F7CF3021">
-    <w:name w:val="5F23BD1E5F524BB584F398E3F7CF3021"/>
-    <w:rsid w:val="001C65CA"/>
-  </w:style>
-  <w:style w:type="paragraph" w:customStyle="1" w:styleId="2B37799EAB98452194DE63388EDFD9DA">
-    <w:name w:val="2B37799EAB98452194DE63388EDFD9DA"/>
-    <w:rsid w:val="001C65CA"/>
-  </w:style>
-  <w:style w:type="paragraph" w:customStyle="1" w:styleId="109BA909F67E4AEF851A486A36A97D8C">
-    <w:name w:val="109BA909F67E4AEF851A486A36A97D8C"/>
-    <w:rsid w:val="001C65CA"/>
-  </w:style>
-  <w:style w:type="paragraph" w:customStyle="1" w:styleId="6EE59A902B654BB6978263793556A617">
-    <w:name w:val="6EE59A902B654BB6978263793556A617"/>
-    <w:rsid w:val="001C65CA"/>
-  </w:style>
-  <w:style w:type="paragraph" w:customStyle="1" w:styleId="CF5ABDCA4D2F4FFE983DF41D4122EDB81">
-    <w:name w:val="CF5ABDCA4D2F4FFE983DF41D4122EDB81"/>
-    <w:rsid w:val="001C65CA"/>
-    <w:rPr>
-      <w:rFonts w:ascii="Franklin Gothic Book" w:hAnsi="Franklin Gothic Book"/>
-      <w:b/>
-      <w:color w:val="000000" w:themeColor="text1"/>
-      <w:kern w:val="0"/>
-      <w:sz w:val="20"/>
-      <w:lang w:eastAsia="ja-JP"/>
-      <w14:ligatures w14:val="none"/>
-    </w:rPr>
-  </w:style>
-  <w:style w:type="paragraph" w:customStyle="1" w:styleId="19FA018CC9FA432788CFAB633E4523CE1">
-    <w:name w:val="19FA018CC9FA432788CFAB633E4523CE1"/>
-    <w:rsid w:val="001C65CA"/>
-    <w:rPr>
-      <w:rFonts w:ascii="Franklin Gothic Book" w:hAnsi="Franklin Gothic Book"/>
-      <w:b/>
-      <w:color w:val="000000" w:themeColor="text1"/>
-      <w:kern w:val="0"/>
-      <w:sz w:val="20"/>
-      <w:lang w:eastAsia="ja-JP"/>
-      <w14:ligatures w14:val="none"/>
-    </w:rPr>
-  </w:style>
-  <w:style w:type="paragraph" w:customStyle="1" w:styleId="C772207C325447F0BA36AB58C4BA84371">
-    <w:name w:val="C772207C325447F0BA36AB58C4BA84371"/>
-    <w:rsid w:val="001C65CA"/>
-    <w:rPr>
-      <w:rFonts w:ascii="Franklin Gothic Book" w:hAnsi="Franklin Gothic Book"/>
-      <w:b/>
-      <w:color w:val="000000" w:themeColor="text1"/>
-      <w:kern w:val="0"/>
-      <w:sz w:val="20"/>
-      <w:lang w:eastAsia="ja-JP"/>
-      <w14:ligatures w14:val="none"/>
-    </w:rPr>
-  </w:style>
-  <w:style w:type="paragraph" w:styleId="ListBullet">
-    <w:name w:val="List Bullet"/>
-    <w:basedOn w:val="Normal"/>
-    <w:uiPriority w:val="99"/>
-    <w:rsid w:val="00D92226"/>
-    <w:pPr>
-      <w:numPr>
-        <w:numId w:val="1"/>
-      </w:numPr>
-      <w:contextualSpacing/>
-    </w:pPr>
-    <w:rPr>
-      <w:rFonts w:ascii="Franklin Gothic Book" w:hAnsi="Franklin Gothic Book" w:cstheme="minorBidi"/>
-      <w:color w:val="000000" w:themeColor="text1"/>
-      <w:kern w:val="0"/>
-      <w:sz w:val="20"/>
-      <w:szCs w:val="24"/>
-      <w:lang w:eastAsia="ja-JP"/>
-      <w14:ligatures w14:val="none"/>
-    </w:rPr>
-  </w:style>
-  <w:style w:type="paragraph" w:styleId="ListBullet2">
-    <w:name w:val="List Bullet 2"/>
-    <w:basedOn w:val="Normal"/>
-    <w:uiPriority w:val="99"/>
-    <w:semiHidden/>
-    <w:unhideWhenUsed/>
-    <w:rsid w:val="00D92226"/>
-    <w:pPr>
-      <w:numPr>
-        <w:ilvl w:val="1"/>
-        <w:numId w:val="1"/>
-      </w:numPr>
-      <w:contextualSpacing/>
-    </w:pPr>
-    <w:rPr>
-      <w:rFonts w:ascii="Franklin Gothic Book" w:hAnsi="Franklin Gothic Book" w:cstheme="minorBidi"/>
-      <w:b/>
-      <w:color w:val="000000" w:themeColor="text1"/>
-      <w:kern w:val="0"/>
-      <w:sz w:val="20"/>
-      <w:szCs w:val="24"/>
-      <w:lang w:eastAsia="ja-JP"/>
-      <w14:ligatures w14:val="none"/>
-    </w:rPr>
-  </w:style>
-  <w:style w:type="paragraph" w:styleId="ListBullet3">
-    <w:name w:val="List Bullet 3"/>
-    <w:basedOn w:val="Normal"/>
-    <w:uiPriority w:val="99"/>
-    <w:semiHidden/>
-    <w:unhideWhenUsed/>
-    <w:rsid w:val="00D92226"/>
-    <w:pPr>
-      <w:numPr>
-        <w:ilvl w:val="2"/>
-        <w:numId w:val="1"/>
-      </w:numPr>
-      <w:contextualSpacing/>
-    </w:pPr>
-    <w:rPr>
-      <w:rFonts w:ascii="Franklin Gothic Book" w:hAnsi="Franklin Gothic Book" w:cstheme="minorBidi"/>
-      <w:b/>
-      <w:color w:val="000000" w:themeColor="text1"/>
-      <w:kern w:val="0"/>
-      <w:sz w:val="20"/>
-      <w:szCs w:val="24"/>
-      <w:lang w:eastAsia="ja-JP"/>
-      <w14:ligatures w14:val="none"/>
-    </w:rPr>
-  </w:style>
-  <w:style w:type="paragraph" w:styleId="ListBullet4">
-    <w:name w:val="List Bullet 4"/>
-    <w:basedOn w:val="Normal"/>
-    <w:uiPriority w:val="99"/>
-    <w:semiHidden/>
-    <w:unhideWhenUsed/>
-    <w:rsid w:val="00D92226"/>
-    <w:pPr>
-      <w:numPr>
-        <w:ilvl w:val="3"/>
-        <w:numId w:val="1"/>
-      </w:numPr>
-      <w:contextualSpacing/>
-    </w:pPr>
-    <w:rPr>
-      <w:rFonts w:ascii="Franklin Gothic Book" w:hAnsi="Franklin Gothic Book" w:cstheme="minorBidi"/>
-      <w:b/>
-      <w:color w:val="000000" w:themeColor="text1"/>
-      <w:kern w:val="0"/>
-      <w:sz w:val="20"/>
-      <w:szCs w:val="24"/>
-      <w:lang w:eastAsia="ja-JP"/>
-      <w14:ligatures w14:val="none"/>
-    </w:rPr>
-  </w:style>
-  <w:style w:type="paragraph" w:styleId="ListBullet5">
-    <w:name w:val="List Bullet 5"/>
-    <w:basedOn w:val="Normal"/>
-    <w:uiPriority w:val="99"/>
-    <w:semiHidden/>
-    <w:unhideWhenUsed/>
-    <w:rsid w:val="00D92226"/>
-    <w:pPr>
-      <w:numPr>
-        <w:ilvl w:val="4"/>
-        <w:numId w:val="1"/>
-      </w:numPr>
-      <w:contextualSpacing/>
-    </w:pPr>
-    <w:rPr>
-      <w:rFonts w:ascii="Franklin Gothic Book" w:hAnsi="Franklin Gothic Book" w:cstheme="minorBidi"/>
-      <w:b/>
-      <w:color w:val="000000" w:themeColor="text1"/>
-      <w:kern w:val="0"/>
-      <w:sz w:val="20"/>
-      <w:szCs w:val="24"/>
-      <w:lang w:eastAsia="ja-JP"/>
-      <w14:ligatures w14:val="none"/>
-    </w:rPr>
-  </w:style>
-  <w:style w:type="paragraph" w:customStyle="1" w:styleId="859E428EEBCA43F8AC8B37CB5B7B5CEE1">
-    <w:name w:val="859E428EEBCA43F8AC8B37CB5B7B5CEE1"/>
-    <w:rsid w:val="001C65CA"/>
-    <w:rPr>
-      <w:rFonts w:ascii="Franklin Gothic Book" w:hAnsi="Franklin Gothic Book"/>
-      <w:b/>
-      <w:color w:val="000000" w:themeColor="text1"/>
-      <w:kern w:val="0"/>
-      <w:sz w:val="20"/>
-      <w:lang w:eastAsia="ja-JP"/>
-      <w14:ligatures w14:val="none"/>
-    </w:rPr>
-  </w:style>
-  <w:style w:type="paragraph" w:customStyle="1" w:styleId="637DA67FE24D402A8430204E4813EEE21">
-    <w:name w:val="637DA67FE24D402A8430204E4813EEE21"/>
-    <w:rsid w:val="001C65CA"/>
-    <w:rPr>
-      <w:rFonts w:ascii="Franklin Gothic Book" w:hAnsi="Franklin Gothic Book"/>
-      <w:b/>
-      <w:color w:val="000000" w:themeColor="text1"/>
-      <w:kern w:val="0"/>
-      <w:sz w:val="20"/>
-      <w:lang w:eastAsia="ja-JP"/>
-      <w14:ligatures w14:val="none"/>
-    </w:rPr>
-  </w:style>
-  <w:style w:type="paragraph" w:customStyle="1" w:styleId="91409E589BFD43E8B3F1AE82786A71691">
-    <w:name w:val="91409E589BFD43E8B3F1AE82786A71691"/>
-    <w:rsid w:val="001C65CA"/>
-    <w:rPr>
-      <w:rFonts w:ascii="Franklin Gothic Book" w:hAnsi="Franklin Gothic Book"/>
-      <w:b/>
-      <w:color w:val="000000" w:themeColor="text1"/>
-      <w:kern w:val="0"/>
-      <w:sz w:val="20"/>
-      <w:lang w:eastAsia="ja-JP"/>
-      <w14:ligatures w14:val="none"/>
-    </w:rPr>
-  </w:style>
-  <w:style w:type="character" w:customStyle="1" w:styleId="NotBold">
-    <w:name w:val="Not Bold"/>
-    <w:uiPriority w:val="1"/>
-    <w:qFormat/>
-    <w:rsid w:val="00D92226"/>
-    <w:rPr>
-      <w:b/>
-      <w:bCs/>
-      <w:color w:val="auto"/>
-    </w:rPr>
-  </w:style>
-  <w:style w:type="paragraph" w:customStyle="1" w:styleId="9D9DC39DB7B94246A8D9E9F2BAF0D2CF">
-    <w:name w:val="9D9DC39DB7B94246A8D9E9F2BAF0D2CF"/>
-    <w:rsid w:val="001C65CA"/>
-    <w:rPr>
-      <w:rFonts w:ascii="Franklin Gothic Book" w:hAnsi="Franklin Gothic Book"/>
-      <w:b/>
-      <w:color w:val="000000" w:themeColor="text1"/>
-      <w:kern w:val="0"/>
-      <w:sz w:val="20"/>
-      <w:lang w:eastAsia="ja-JP"/>
-      <w14:ligatures w14:val="none"/>
-    </w:rPr>
-  </w:style>
-  <w:style w:type="paragraph" w:customStyle="1" w:styleId="54B5711D33AA47CF9F4DBCD90BF548C9">
-    <w:name w:val="54B5711D33AA47CF9F4DBCD90BF548C9"/>
-    <w:rsid w:val="001C65CA"/>
-    <w:rPr>
-      <w:rFonts w:ascii="Franklin Gothic Book" w:hAnsi="Franklin Gothic Book"/>
-      <w:b/>
-      <w:color w:val="000000" w:themeColor="text1"/>
-      <w:kern w:val="0"/>
-      <w:sz w:val="20"/>
-      <w:lang w:eastAsia="ja-JP"/>
-      <w14:ligatures w14:val="none"/>
-    </w:rPr>
-  </w:style>
-  <w:style w:type="paragraph" w:customStyle="1" w:styleId="C93FD36302E74C2C905EDA684B635ED1">
-    <w:name w:val="C93FD36302E74C2C905EDA684B635ED1"/>
-    <w:rsid w:val="001C65CA"/>
-    <w:rPr>
-      <w:rFonts w:ascii="Franklin Gothic Book" w:hAnsi="Franklin Gothic Book"/>
-      <w:b/>
-      <w:color w:val="000000" w:themeColor="text1"/>
-      <w:kern w:val="0"/>
-      <w:sz w:val="20"/>
-      <w:lang w:eastAsia="ja-JP"/>
-      <w14:ligatures w14:val="none"/>
-    </w:rPr>
-  </w:style>
-</w:styles>
-</file>
-
-<file path=word/glossary/webSettings2.xml><?xml version="1.0" encoding="utf-8"?>
-<w:webSettings xmlns:mc="http://schemas.openxmlformats.org/markup-compatibility/2006" xmlns:r="http://schemas.openxmlformats.org/officeDocument/2006/relationships" xmlns:w="http://schemas.openxmlformats.org/wordprocessingml/2006/main" xmlns:w14="http://schemas.microsoft.com/office/word/2010/wordml" xmlns:w15="http://schemas.microsoft.com/office/word/2012/wordml" xmlns:w16cex="http://schemas.microsoft.com/office/word/2018/wordml/cex" xmlns:w16cid="http://schemas.microsoft.com/office/word/2016/wordml/cid" xmlns:w16="http://schemas.microsoft.com/office/word/2018/wordml" xmlns:w16du="http://schemas.microsoft.com/office/word/2023/wordml/word16du" xmlns:w16sdtdh="http://schemas.microsoft.com/office/word/2020/wordml/sdtdatahash" xmlns:w16se="http://schemas.microsoft.com/office/word/2015/wordml/symex" mc:Ignorable="w14 w15 w16se w16cid w16 w16cex w16sdtdh w16du">
-  <w:optimizeForBrowser/>
-  <w:allowPNG/>
-</w:webSettings>
-</file>
-
 <file path=word/theme/theme11.xml><?xml version="1.0" encoding="utf-8"?>
 <a:theme xmlns:a="http://schemas.openxmlformats.org/drawingml/2006/main" name="Office Theme">
   <a:themeElements>
@@ -6996,388 +4464,6 @@
 </a:theme>
 </file>
 
-<file path=customXml/item13.xml><?xml version="1.0" encoding="utf-8"?>
-<ct:contentTypeSchema xmlns:ct="http://schemas.microsoft.com/office/2006/metadata/contentType" xmlns:ma="http://schemas.microsoft.com/office/2006/metadata/properties/metaAttributes" ct:_="" ma:_="" ma:contentTypeName="Document" ma:contentTypeID="0x01010079F111ED35F8CC479449609E8A0923A6" ma:contentTypeVersion="28" ma:contentTypeDescription="Create a new document." ma:contentTypeScope="" ma:versionID="60f5a4f2d2b0abadcf532d48ebf9cb71">
-  <xsd:schema xmlns:xsd="http://www.w3.org/2001/XMLSchema" xmlns:xs="http://www.w3.org/2001/XMLSchema" xmlns:p="http://schemas.microsoft.com/office/2006/metadata/properties" xmlns:ns1="http://schemas.microsoft.com/sharepoint/v3" xmlns:ns2="71af3243-3dd4-4a8d-8c0d-dd76da1f02a5" xmlns:ns3="16c05727-aa75-4e4a-9b5f-8a80a1165891" xmlns:ns4="230e9df3-be65-4c73-a93b-d1236ebd677e" targetNamespace="http://schemas.microsoft.com/office/2006/metadata/properties" ma:root="true" ma:fieldsID="7dd78129e6a1811f84807ad11c651531" ns1:_="" ns2:_="" ns3:_="" ns4:_="">
-    <xsd:import namespace="http://schemas.microsoft.com/sharepoint/v3"/>
-    <xsd:import namespace="71af3243-3dd4-4a8d-8c0d-dd76da1f02a5"/>
-    <xsd:import namespace="16c05727-aa75-4e4a-9b5f-8a80a1165891"/>
-    <xsd:import namespace="230e9df3-be65-4c73-a93b-d1236ebd677e"/>
-    <xsd:element name="properties">
-      <xsd:complexType>
-        <xsd:sequence>
-          <xsd:element name="documentManagement">
-            <xsd:complexType>
-              <xsd:all>
-                <xsd:element ref="ns2:Status" minOccurs="0"/>
-                <xsd:element ref="ns2:Image" minOccurs="0"/>
-                <xsd:element ref="ns2:MediaServiceMetadata" minOccurs="0"/>
-                <xsd:element ref="ns2:MediaServiceFastMetadata" minOccurs="0"/>
-                <xsd:element ref="ns2:MediaServiceOCR" minOccurs="0"/>
-                <xsd:element ref="ns2:MediaServiceAutoTags" minOccurs="0"/>
-                <xsd:element ref="ns2:MediaServiceEventHashCode" minOccurs="0"/>
-                <xsd:element ref="ns2:MediaServiceGenerationTime" minOccurs="0"/>
-                <xsd:element ref="ns3:SharedWithUsers" minOccurs="0"/>
-                <xsd:element ref="ns3:SharedWithDetails" minOccurs="0"/>
-                <xsd:element ref="ns2:MediaServiceAutoKeyPoints" minOccurs="0"/>
-                <xsd:element ref="ns2:MediaServiceKeyPoints" minOccurs="0"/>
-                <xsd:element ref="ns2:MediaServiceDateTaken" minOccurs="0"/>
-                <xsd:element ref="ns1:_ip_UnifiedCompliancePolicyProperties" minOccurs="0"/>
-                <xsd:element ref="ns1:_ip_UnifiedCompliancePolicyUIAction" minOccurs="0"/>
-                <xsd:element ref="ns4:TaxCatchAll" minOccurs="0"/>
-                <xsd:element ref="ns2:ImageTagsTaxHTField" minOccurs="0"/>
-                <xsd:element ref="ns2:MediaServiceLocation" minOccurs="0"/>
-                <xsd:element ref="ns2:MediaLengthInSeconds" minOccurs="0"/>
-                <xsd:element ref="ns2:Background" minOccurs="0"/>
-                <xsd:element ref="ns2:MediaServiceSearchProperties" minOccurs="0"/>
-                <xsd:element ref="ns2:MediaServiceDocTags" minOccurs="0"/>
-                <xsd:element ref="ns2:MediaServiceObjectDetectorVersions" minOccurs="0"/>
-                <xsd:element ref="ns2:MediaServiceSystemTags" minOccurs="0"/>
-              </xsd:all>
-            </xsd:complexType>
-          </xsd:element>
-        </xsd:sequence>
-      </xsd:complexType>
-    </xsd:element>
-  </xsd:schema>
-  <xsd:schema xmlns:xsd="http://www.w3.org/2001/XMLSchema" xmlns:xs="http://www.w3.org/2001/XMLSchema" xmlns:dms="http://schemas.microsoft.com/office/2006/documentManagement/types" xmlns:pc="http://schemas.microsoft.com/office/infopath/2007/PartnerControls" targetNamespace="http://schemas.microsoft.com/sharepoint/v3" elementFormDefault="qualified">
-    <xsd:import namespace="http://schemas.microsoft.com/office/2006/documentManagement/types"/>
-    <xsd:import namespace="http://schemas.microsoft.com/office/infopath/2007/PartnerControls"/>
-    <xsd:element name="_ip_UnifiedCompliancePolicyProperties" ma:index="20" nillable="true" ma:displayName="Unified Compliance Policy Properties" ma:hidden="true" ma:internalName="_ip_UnifiedCompliancePolicyProperties" ma:readOnly="false">
-      <xsd:simpleType>
-        <xsd:restriction base="dms:Note"/>
-      </xsd:simpleType>
-    </xsd:element>
-    <xsd:element name="_ip_UnifiedCompliancePolicyUIAction" ma:index="21" nillable="true" ma:displayName="Unified Compliance Policy UI Action" ma:hidden="true" ma:internalName="_ip_UnifiedCompliancePolicyUIAction" ma:readOnly="false">
-      <xsd:simpleType>
-        <xsd:restriction base="dms:Text"/>
-      </xsd:simpleType>
-    </xsd:element>
-  </xsd:schema>
-  <xsd:schema xmlns:xsd="http://www.w3.org/2001/XMLSchema" xmlns:xs="http://www.w3.org/2001/XMLSchema" xmlns:dms="http://schemas.microsoft.com/office/2006/documentManagement/types" xmlns:pc="http://schemas.microsoft.com/office/infopath/2007/PartnerControls" targetNamespace="71af3243-3dd4-4a8d-8c0d-dd76da1f02a5" elementFormDefault="qualified">
-    <xsd:import namespace="http://schemas.microsoft.com/office/2006/documentManagement/types"/>
-    <xsd:import namespace="http://schemas.microsoft.com/office/infopath/2007/PartnerControls"/>
-    <xsd:element name="Status" ma:index="2" nillable="true" ma:displayName="Status" ma:default="Not started" ma:format="Dropdown" ma:internalName="Status" ma:readOnly="false">
-      <xsd:simpleType>
-        <xsd:restriction base="dms:Choice">
-          <xsd:enumeration value="Not started"/>
-          <xsd:enumeration value="In Progress"/>
-          <xsd:enumeration value="Completed"/>
-        </xsd:restriction>
-      </xsd:simpleType>
-    </xsd:element>
-    <xsd:element name="Image" ma:index="3" nillable="true" ma:displayName="Image" ma:format="Image" ma:internalName="Image" ma:readOnly="false">
-      <xsd:complexType>
-        <xsd:complexContent>
-          <xsd:extension base="dms:URL">
-            <xsd:sequence>
-              <xsd:element name="Url" type="dms:ValidUrl" minOccurs="0" nillable="true"/>
-              <xsd:element name="Description" type="xsd:string" nillable="true"/>
-            </xsd:sequence>
-          </xsd:extension>
-        </xsd:complexContent>
-      </xsd:complexType>
-    </xsd:element>
-    <xsd:element name="MediaServiceMetadata" ma:index="8" nillable="true" ma:displayName="MediaServiceMetadata" ma:hidden="true" ma:internalName="MediaServiceMetadata" ma:readOnly="true">
-      <xsd:simpleType>
-        <xsd:restriction base="dms:Note"/>
-      </xsd:simpleType>
-    </xsd:element>
-    <xsd:element name="MediaServiceFastMetadata" ma:index="9" nillable="true" ma:displayName="MediaServiceFastMetadata" ma:hidden="true" ma:internalName="MediaServiceFastMetadata" ma:readOnly="true">
-      <xsd:simpleType>
-        <xsd:restriction base="dms:Note"/>
-      </xsd:simpleType>
-    </xsd:element>
-    <xsd:element name="MediaServiceOCR" ma:index="10" nillable="true" ma:displayName="MediaServiceOCR" ma:hidden="true" ma:internalName="MediaServiceOCR" ma:readOnly="true">
-      <xsd:simpleType>
-        <xsd:restriction base="dms:Note"/>
-      </xsd:simpleType>
-    </xsd:element>
-    <xsd:element name="MediaServiceAutoTags" ma:index="11" nillable="true" ma:displayName="MediaServiceAutoTags" ma:hidden="true" ma:internalName="MediaServiceAutoTags" ma:readOnly="true">
-      <xsd:simpleType>
-        <xsd:restriction base="dms:Text"/>
-      </xsd:simpleType>
-    </xsd:element>
-    <xsd:element name="MediaServiceEventHashCode" ma:index="12" nillable="true" ma:displayName="MediaServiceEventHashCode" ma:hidden="true" ma:internalName="MediaServiceEventHashCode" ma:readOnly="true">
-      <xsd:simpleType>
-        <xsd:restriction base="dms:Text"/>
-      </xsd:simpleType>
-    </xsd:element>
-    <xsd:element name="MediaServiceGenerationTime" ma:index="13" nillable="true" ma:displayName="MediaServiceGenerationTime" ma:hidden="true" ma:internalName="MediaServiceGenerationTime" ma:readOnly="true">
-      <xsd:simpleType>
-        <xsd:restriction base="dms:Text"/>
-      </xsd:simpleType>
-    </xsd:element>
-    <xsd:element name="MediaServiceAutoKeyPoints" ma:index="16" nillable="true" ma:displayName="MediaServiceAutoKeyPoints" ma:hidden="true" ma:internalName="MediaServiceAutoKeyPoints" ma:readOnly="true">
-      <xsd:simpleType>
-        <xsd:restriction base="dms:Note"/>
-      </xsd:simpleType>
-    </xsd:element>
-    <xsd:element name="MediaServiceKeyPoints" ma:index="17" nillable="true" ma:displayName="KeyPoints" ma:hidden="true" ma:internalName="MediaServiceKeyPoints" ma:readOnly="false">
-      <xsd:simpleType>
-        <xsd:restriction base="dms:Note"/>
-      </xsd:simpleType>
-    </xsd:element>
-    <xsd:element name="MediaServiceDateTaken" ma:index="18" nillable="true" ma:displayName="MediaServiceDateTaken" ma:hidden="true" ma:internalName="MediaServiceDateTaken" ma:readOnly="true">
-      <xsd:simpleType>
-        <xsd:restriction base="dms:Text"/>
-      </xsd:simpleType>
-    </xsd:element>
-    <xsd:element name="ImageTagsTaxHTField" ma:index="25" nillable="true" ma:taxonomy="true" ma:internalName="ImageTagsTaxHTField" ma:taxonomyFieldName="MediaServiceImageTags" ma:displayName="Image Tags" ma:readOnly="false" ma:fieldId="{5cf76f15-5ced-4ddc-b409-7134ff3c332f}" ma:taxonomyMulti="true" ma:sspId="e385fb40-52d4-4fae-9c5b-3e8ff8a5878e" ma:termSetId="09814cd3-568e-fe90-9814-8d621ff8fb84" ma:anchorId="fba54fb3-c3e1-fe81-a776-ca4b69148c4d" ma:open="true" ma:isKeyword="false">
-      <xsd:complexType>
-        <xsd:sequence>
-          <xsd:element ref="pc:Terms" minOccurs="0" maxOccurs="1"/>
-        </xsd:sequence>
-      </xsd:complexType>
-    </xsd:element>
-    <xsd:element name="MediaServiceLocation" ma:index="26" nillable="true" ma:displayName="Location" ma:hidden="true" ma:internalName="MediaServiceLocation" ma:readOnly="true">
-      <xsd:simpleType>
-        <xsd:restriction base="dms:Text"/>
-      </xsd:simpleType>
-    </xsd:element>
-    <xsd:element name="MediaLengthInSeconds" ma:index="27" nillable="true" ma:displayName="MediaLengthInSeconds" ma:hidden="true" ma:internalName="MediaLengthInSeconds" ma:readOnly="true">
-      <xsd:simpleType>
-        <xsd:restriction base="dms:Unknown"/>
-      </xsd:simpleType>
-    </xsd:element>
-    <xsd:element name="Background" ma:index="28" nillable="true" ma:displayName="Background" ma:default="0" ma:format="Dropdown" ma:internalName="Background">
-      <xsd:simpleType>
-        <xsd:restriction base="dms:Boolean"/>
-      </xsd:simpleType>
-    </xsd:element>
-    <xsd:element name="MediaServiceSearchProperties" ma:index="29" nillable="true" ma:displayName="MediaServiceSearchProperties" ma:hidden="true" ma:internalName="MediaServiceSearchProperties" ma:readOnly="true">
-      <xsd:simpleType>
-        <xsd:restriction base="dms:Note"/>
-      </xsd:simpleType>
-    </xsd:element>
-    <xsd:element name="MediaServiceDocTags" ma:index="30" nillable="true" ma:displayName="MediaServiceDocTags" ma:hidden="true" ma:internalName="MediaServiceDocTags" ma:readOnly="true">
-      <xsd:simpleType>
-        <xsd:restriction base="dms:Note"/>
-      </xsd:simpleType>
-    </xsd:element>
-    <xsd:element name="MediaServiceObjectDetectorVersions" ma:index="31" nillable="true" ma:displayName="MediaServiceObjectDetectorVersions" ma:description="" ma:hidden="true" ma:indexed="true" ma:internalName="MediaServiceObjectDetectorVersions" ma:readOnly="true">
-      <xsd:simpleType>
-        <xsd:restriction base="dms:Text"/>
-      </xsd:simpleType>
-    </xsd:element>
-    <xsd:element name="MediaServiceSystemTags" ma:index="32" nillable="true" ma:displayName="MediaServiceSystemTags" ma:hidden="true" ma:internalName="MediaServiceSystemTags" ma:readOnly="true">
-      <xsd:simpleType>
-        <xsd:restriction base="dms:Note"/>
-      </xsd:simpleType>
-    </xsd:element>
-  </xsd:schema>
-  <xsd:schema xmlns:xsd="http://www.w3.org/2001/XMLSchema" xmlns:xs="http://www.w3.org/2001/XMLSchema" xmlns:dms="http://schemas.microsoft.com/office/2006/documentManagement/types" xmlns:pc="http://schemas.microsoft.com/office/infopath/2007/PartnerControls" targetNamespace="16c05727-aa75-4e4a-9b5f-8a80a1165891" elementFormDefault="qualified">
-    <xsd:import namespace="http://schemas.microsoft.com/office/2006/documentManagement/types"/>
-    <xsd:import namespace="http://schemas.microsoft.com/office/infopath/2007/PartnerControls"/>
-    <xsd:element name="SharedWithUsers" ma:index="14" nillable="true" ma:displayName="Shared With" ma:hidden="true" ma:internalName="SharedWithUsers" ma:readOnly="true">
-      <xsd:complexType>
-        <xsd:complexContent>
-          <xsd:extension base="dms:UserMulti">
-            <xsd:sequence>
-              <xsd:element name="UserInfo" minOccurs="0" maxOccurs="unbounded">
-                <xsd:complexType>
-                  <xsd:sequence>
-                    <xsd:element name="DisplayName" type="xsd:string" minOccurs="0"/>
-                    <xsd:element name="AccountId" type="dms:UserId" minOccurs="0" nillable="true"/>
-                    <xsd:element name="AccountType" type="xsd:string" minOccurs="0"/>
-                  </xsd:sequence>
-                </xsd:complexType>
-              </xsd:element>
-            </xsd:sequence>
-          </xsd:extension>
-        </xsd:complexContent>
-      </xsd:complexType>
-    </xsd:element>
-    <xsd:element name="SharedWithDetails" ma:index="15" nillable="true" ma:displayName="Shared With Details" ma:hidden="true" ma:internalName="SharedWithDetails" ma:readOnly="true">
-      <xsd:simpleType>
-        <xsd:restriction base="dms:Note"/>
-      </xsd:simpleType>
-    </xsd:element>
-  </xsd:schema>
-  <xsd:schema xmlns:xsd="http://www.w3.org/2001/XMLSchema" xmlns:xs="http://www.w3.org/2001/XMLSchema" xmlns:dms="http://schemas.microsoft.com/office/2006/documentManagement/types" xmlns:pc="http://schemas.microsoft.com/office/infopath/2007/PartnerControls" targetNamespace="230e9df3-be65-4c73-a93b-d1236ebd677e" elementFormDefault="qualified">
-    <xsd:import namespace="http://schemas.microsoft.com/office/2006/documentManagement/types"/>
-    <xsd:import namespace="http://schemas.microsoft.com/office/infopath/2007/PartnerControls"/>
-    <xsd:element name="TaxCatchAll" ma:index="23" nillable="true" ma:displayName="Taxonomy Catch All Column" ma:hidden="true" ma:list="{3f6bfcbc-3db3-4ae6-bd76-326f0798ad28}" ma:internalName="TaxCatchAll" ma:readOnly="false" ma:showField="CatchAllData" ma:web="16c05727-aa75-4e4a-9b5f-8a80a1165891">
-      <xsd:complexType>
-        <xsd:complexContent>
-          <xsd:extension base="dms:MultiChoiceLookup">
-            <xsd:sequence>
-              <xsd:element name="Value" type="dms:Lookup" maxOccurs="unbounded" minOccurs="0" nillable="true"/>
-            </xsd:sequence>
-          </xsd:extension>
-        </xsd:complexContent>
-      </xsd:complexType>
-    </xsd:element>
-  </xsd:schema>
-  <xsd:schema xmlns="http://schemas.openxmlformats.org/package/2006/metadata/core-properties" xmlns:xsd="http://www.w3.org/2001/XMLSchema" xmlns:xsi="http://www.w3.org/2001/XMLSchema-instance" xmlns:dc="http://purl.org/dc/elements/1.1/" xmlns:dcterms="http://purl.org/dc/terms/" xmlns:odoc="http://schemas.microsoft.com/internal/obd" targetNamespace="http://schemas.openxmlformats.org/package/2006/metadata/core-properties" elementFormDefault="qualified" attributeFormDefault="unqualified" blockDefault="#all">
-    <xsd:import namespace="http://purl.org/dc/elements/1.1/" schemaLocation="http://dublincore.org/schemas/xmls/qdc/2003/04/02/dc.xsd"/>
-    <xsd:import namespace="http://purl.org/dc/terms/" schemaLocation="http://dublincore.org/schemas/xmls/qdc/2003/04/02/dcterms.xsd"/>
-    <xsd:element name="coreProperties" type="CT_coreProperties"/>
-    <xsd:complexType name="CT_coreProperties">
-      <xsd:all>
-        <xsd:element ref="dc:creator" minOccurs="0" maxOccurs="1"/>
-        <xsd:element ref="dcterms:created" minOccurs="0" maxOccurs="1"/>
-        <xsd:element ref="dc:identifier" minOccurs="0" maxOccurs="1"/>
-        <xsd:element name="contentType" minOccurs="0" maxOccurs="1" type="xsd:string" ma:displayName="Content Type"/>
-        <xsd:element ref="dc:title" minOccurs="0" maxOccurs="1" ma:index="1" ma:displayName="Title"/>
-        <xsd:element ref="dc:subject" minOccurs="0" maxOccurs="1"/>
-        <xsd:element ref="dc:description" minOccurs="0" maxOccurs="1"/>
-        <xsd:element name="keywords" minOccurs="0" maxOccurs="1" type="xsd:string"/>
-        <xsd:element ref="dc:language" minOccurs="0" maxOccurs="1"/>
-        <xsd:element name="category" minOccurs="0" maxOccurs="1" type="xsd:string"/>
-        <xsd:element name="version" minOccurs="0" maxOccurs="1" type="xsd:string"/>
-        <xsd:element name="revision" minOccurs="0" maxOccurs="1" type="xsd:string">
-          <xsd:annotation>
-            <xsd:documentation>
-                        This value indicates the number of saves or revisions. The application is responsible for updating this value after each revision.
-                    </xsd:documentation>
-          </xsd:annotation>
-        </xsd:element>
-        <xsd:element name="lastModifiedBy" minOccurs="0" maxOccurs="1" type="xsd:string"/>
-        <xsd:element ref="dcterms:modified" minOccurs="0" maxOccurs="1"/>
-        <xsd:element name="contentStatus" minOccurs="0" maxOccurs="1" type="xsd:string"/>
-      </xsd:all>
-    </xsd:complexType>
-  </xsd:schema>
-  <xs:schema xmlns:pc="http://schemas.microsoft.com/office/infopath/2007/PartnerControls" xmlns:xs="http://www.w3.org/2001/XMLSchema" targetNamespace="http://schemas.microsoft.com/office/infopath/2007/PartnerControls" elementFormDefault="qualified" attributeFormDefault="unqualified">
-    <xs:element name="Person">
-      <xs:complexType>
-        <xs:sequence>
-          <xs:element ref="pc:DisplayName" minOccurs="0"/>
-          <xs:element ref="pc:AccountId" minOccurs="0"/>
-          <xs:element ref="pc:AccountType" minOccurs="0"/>
-        </xs:sequence>
-      </xs:complexType>
-    </xs:element>
-    <xs:element name="DisplayName" type="xs:string"/>
-    <xs:element name="AccountId" type="xs:string"/>
-    <xs:element name="AccountType" type="xs:string"/>
-    <xs:element name="BDCAssociatedEntity">
-      <xs:complexType>
-        <xs:sequence>
-          <xs:element ref="pc:BDCEntity" minOccurs="0" maxOccurs="unbounded"/>
-        </xs:sequence>
-        <xs:attribute ref="pc:EntityNamespace"/>
-        <xs:attribute ref="pc:EntityName"/>
-        <xs:attribute ref="pc:SystemInstanceName"/>
-        <xs:attribute ref="pc:AssociationName"/>
-      </xs:complexType>
-    </xs:element>
-    <xs:attribute name="EntityNamespace" type="xs:string"/>
-    <xs:attribute name="EntityName" type="xs:string"/>
-    <xs:attribute name="SystemInstanceName" type="xs:string"/>
-    <xs:attribute name="AssociationName" type="xs:string"/>
-    <xs:element name="BDCEntity">
-      <xs:complexType>
-        <xs:sequence>
-          <xs:element ref="pc:EntityDisplayName" minOccurs="0"/>
-          <xs:element ref="pc:EntityInstanceReference" minOccurs="0"/>
-          <xs:element ref="pc:EntityId1" minOccurs="0"/>
-          <xs:element ref="pc:EntityId2" minOccurs="0"/>
-          <xs:element ref="pc:EntityId3" minOccurs="0"/>
-          <xs:element ref="pc:EntityId4" minOccurs="0"/>
-          <xs:element ref="pc:EntityId5" minOccurs="0"/>
-        </xs:sequence>
-      </xs:complexType>
-    </xs:element>
-    <xs:element name="EntityDisplayName" type="xs:string"/>
-    <xs:element name="EntityInstanceReference" type="xs:string"/>
-    <xs:element name="EntityId1" type="xs:string"/>
-    <xs:element name="EntityId2" type="xs:string"/>
-    <xs:element name="EntityId3" type="xs:string"/>
-    <xs:element name="EntityId4" type="xs:string"/>
-    <xs:element name="EntityId5" type="xs:string"/>
-    <xs:element name="Terms">
-      <xs:complexType>
-        <xs:sequence>
-          <xs:element ref="pc:TermInfo" minOccurs="0" maxOccurs="unbounded"/>
-        </xs:sequence>
-      </xs:complexType>
-    </xs:element>
-    <xs:element name="TermInfo">
-      <xs:complexType>
-        <xs:sequence>
-          <xs:element ref="pc:TermName" minOccurs="0"/>
-          <xs:element ref="pc:TermId" minOccurs="0"/>
-        </xs:sequence>
-      </xs:complexType>
-    </xs:element>
-    <xs:element name="TermName" type="xs:string"/>
-    <xs:element name="TermId" type="xs:string"/>
-  </xs:schema>
-</ct:contentTypeSchema>
-</file>
-
-<file path=customXml/item22.xml><?xml version="1.0" encoding="utf-8"?>
-<p:properties xmlns:p="http://schemas.microsoft.com/office/2006/metadata/properties" xmlns:xsi="http://www.w3.org/2001/XMLSchema-instance" xmlns:pc="http://schemas.microsoft.com/office/infopath/2007/PartnerControls">
-  <documentManagement>
-    <_ip_UnifiedCompliancePolicyUIAction xmlns="http://schemas.microsoft.com/sharepoint/v3" xsi:nil="true"/>
-    <Image xmlns="71af3243-3dd4-4a8d-8c0d-dd76da1f02a5">
-      <Url xsi:nil="true"/>
-      <Description xsi:nil="true"/>
-    </Image>
-    <Status xmlns="71af3243-3dd4-4a8d-8c0d-dd76da1f02a5">Not started</Status>
-    <Background xmlns="71af3243-3dd4-4a8d-8c0d-dd76da1f02a5">false</Background>
-    <_ip_UnifiedCompliancePolicyProperties xmlns="http://schemas.microsoft.com/sharepoint/v3" xsi:nil="true"/>
-    <ImageTagsTaxHTField xmlns="71af3243-3dd4-4a8d-8c0d-dd76da1f02a5">
-      <Terms xmlns="http://schemas.microsoft.com/office/infopath/2007/PartnerControls"/>
-    </ImageTagsTaxHTField>
-    <TaxCatchAll xmlns="230e9df3-be65-4c73-a93b-d1236ebd677e" xsi:nil="true"/>
-    <MediaServiceKeyPoints xmlns="71af3243-3dd4-4a8d-8c0d-dd76da1f02a5" xsi:nil="true"/>
-  </documentManagement>
-</p:properties>
-</file>
-
-<file path=customXml/item3.xml><?xml version="1.0" encoding="utf-8"?>
-<?mso-contentType ?>
-<FormTemplates xmlns="http://schemas.microsoft.com/sharepoint/v3/contenttype/forms">
-  <Display>DocumentLibraryForm</Display>
-  <Edit>DocumentLibraryForm</Edit>
-  <New>DocumentLibraryForm</New>
-</FormTemplates>
-</file>
-
-<file path=customXml/itemProps13.xml><?xml version="1.0" encoding="utf-8"?>
-<ds:datastoreItem xmlns:ds="http://schemas.openxmlformats.org/officeDocument/2006/customXml" ds:itemID="{F1773DEF-F3EB-4EBC-916F-5D6A2722CF6F}">
-  <ds:schemaRefs>
-    <ds:schemaRef ds:uri="http://schemas.microsoft.com/office/2006/metadata/contentType"/>
-    <ds:schemaRef ds:uri="http://schemas.microsoft.com/office/2006/metadata/properties/metaAttributes"/>
-    <ds:schemaRef ds:uri="http://www.w3.org/2001/XMLSchema"/>
-    <ds:schemaRef ds:uri="http://schemas.microsoft.com/office/2006/metadata/properties"/>
-    <ds:schemaRef ds:uri="http://schemas.microsoft.com/sharepoint/v3"/>
-    <ds:schemaRef ds:uri="71af3243-3dd4-4a8d-8c0d-dd76da1f02a5"/>
-    <ds:schemaRef ds:uri="16c05727-aa75-4e4a-9b5f-8a80a1165891"/>
-    <ds:schemaRef ds:uri="230e9df3-be65-4c73-a93b-d1236ebd677e"/>
-    <ds:schemaRef ds:uri="http://schemas.microsoft.com/office/2006/documentManagement/types"/>
-    <ds:schemaRef ds:uri="http://schemas.microsoft.com/office/infopath/2007/PartnerControls"/>
-    <ds:schemaRef ds:uri="http://schemas.openxmlformats.org/package/2006/metadata/core-properties"/>
-    <ds:schemaRef ds:uri="http://purl.org/dc/elements/1.1/"/>
-    <ds:schemaRef ds:uri="http://purl.org/dc/terms/"/>
-    <ds:schemaRef ds:uri="http://schemas.microsoft.com/internal/obd"/>
-  </ds:schemaRefs>
-</ds:datastoreItem>
-</file>
-
-<file path=customXml/itemProps22.xml><?xml version="1.0" encoding="utf-8"?>
-<ds:datastoreItem xmlns:ds="http://schemas.openxmlformats.org/officeDocument/2006/customXml" ds:itemID="{9C488EFA-900E-4405-BD4E-E83D13AD8CB6}">
-  <ds:schemaRefs>
-    <ds:schemaRef ds:uri="http://schemas.microsoft.com/office/2006/metadata/properties"/>
-    <ds:schemaRef ds:uri="http://schemas.microsoft.com/office/infopath/2007/PartnerControls"/>
-    <ds:schemaRef ds:uri="http://schemas.microsoft.com/sharepoint/v3"/>
-    <ds:schemaRef ds:uri="71af3243-3dd4-4a8d-8c0d-dd76da1f02a5"/>
-    <ds:schemaRef ds:uri="230e9df3-be65-4c73-a93b-d1236ebd677e"/>
-  </ds:schemaRefs>
-</ds:datastoreItem>
-</file>
-
-<file path=customXml/itemProps31.xml><?xml version="1.0" encoding="utf-8"?>
-<ds:datastoreItem xmlns:ds="http://schemas.openxmlformats.org/officeDocument/2006/customXml" ds:itemID="{B68BEF44-5CE4-407D-801F-ABCD28C15FEF}">
-  <ds:schemaRefs>
-    <ds:schemaRef ds:uri="http://schemas.microsoft.com/sharepoint/v3/contenttype/forms"/>
-  </ds:schemaRefs>
-</ds:datastoreItem>
-</file>
-
 <file path=docMetadata/LabelInfo.xml><?xml version="1.0" encoding="utf-8"?>
 <clbl:labelList xmlns:clbl="http://schemas.microsoft.com/office/2020/mipLabelMetadata"/>
 </file>